--- a/essays/论云原生架构及其应用-俞振江-修订版.docx
+++ b/essays/论云原生架构及其应用-俞振江-修订版.docx
@@ -21,6 +21,9 @@
         <w:ind w:firstLine="480"/>
       </w:pPr>
       <w:r>
+        <w:commentReference w:id="0"/>
+      </w:r>
+      <w:r>
         <w:rPr>
           <w:rFonts w:ascii="Times New Roman" w:hAnsi="Times New Roman" w:eastAsia="宋体"/>
           <w:sz w:val="24"/>
@@ -33,6 +36,9 @@
         <w:spacing w:line="360" w:lineRule="auto"/>
         <w:ind w:firstLine="480"/>
       </w:pPr>
+      <w:r>
+        <w:commentReference w:id="1"/>
+      </w:r>
       <w:r>
         <w:rPr>
           <w:rFonts w:ascii="Times New Roman" w:hAnsi="Times New Roman" w:eastAsia="宋体"/>
@@ -73,6 +79,9 @@
         <w:ind w:firstLine="480"/>
       </w:pPr>
       <w:r>
+        <w:commentReference w:id="2"/>
+      </w:r>
+      <w:r>
         <w:rPr>
           <w:rFonts w:ascii="Times New Roman" w:hAnsi="Times New Roman" w:eastAsia="宋体"/>
           <w:sz w:val="24"/>
@@ -85,8 +94,9 @@
         <w:spacing w:line="360" w:lineRule="auto"/>
         <w:ind w:firstLine="480"/>
       </w:pPr>
-      <w:bookmarkStart w:id="0" w:name="_GoBack"/>
-      <w:bookmarkEnd w:id="0"/>
+      <w:r>
+        <w:commentReference w:id="3"/>
+      </w:r>
       <w:r>
         <w:rPr>
           <w:rFonts w:ascii="Times New Roman" w:hAnsi="Times New Roman" w:eastAsia="宋体"/>
@@ -109,20 +119,13 @@
       </w:r>
     </w:p>
     <w:p>
-      <w:r>
-        <w:rPr>
-          <w:rFonts w:ascii="Times New Roman" w:hAnsi="Times New Roman" w:eastAsia="黑体"/>
-          <w:b/>
-          <w:sz w:val="28"/>
-        </w:rPr>
-        <w:t>四、Kubernetes 编排、Agent 状态外置与零信任安全</w:t>
-      </w:r>
-    </w:p>
-    <w:p>
       <w:pPr>
         <w:spacing w:line="360" w:lineRule="auto"/>
         <w:ind w:firstLine="480"/>
       </w:pPr>
+      <w:r>
+        <w:commentReference w:id="4"/>
+      </w:r>
       <w:r>
         <w:rPr>
           <w:rFonts w:ascii="Times New Roman" w:hAnsi="Times New Roman" w:eastAsia="宋体"/>
@@ -158,20 +161,13 @@
       </w:r>
     </w:p>
     <w:p>
-      <w:r>
-        <w:rPr>
-          <w:rFonts w:ascii="Times New Roman" w:hAnsi="Times New Roman" w:eastAsia="黑体"/>
-          <w:b/>
-          <w:sz w:val="28"/>
-        </w:rPr>
-        <w:t>五、可观测性、工作流编排与 GitOps 自动化交付</w:t>
-      </w:r>
-    </w:p>
-    <w:p>
       <w:pPr>
         <w:spacing w:line="360" w:lineRule="auto"/>
         <w:ind w:firstLine="480"/>
       </w:pPr>
+      <w:r>
+        <w:commentReference w:id="5"/>
+      </w:r>
       <w:r>
         <w:rPr>
           <w:rFonts w:ascii="Times New Roman" w:hAnsi="Times New Roman" w:eastAsia="宋体"/>
@@ -190,17 +186,16 @@
           <w:rFonts w:ascii="Times New Roman" w:hAnsi="Times New Roman" w:eastAsia="宋体"/>
           <w:sz w:val="24"/>
         </w:rPr>
-        <w:t>任务治理方面，会话数据分析涉及大量长时任务，裸 CronJob 难以管理依赖与重试；我引入 Prefect，通过 Kubernetes work pool 将每个 Flow 提交为独立 K8s Job，支持 DAG 依赖、失败重试与幂等控制，把每日数据分析、胜任力快照等编排为夜间流水线。交付方面采用 GitOps：GitHub Actions 按代码变更重建镜像并推送至私有 Nexus，再由流水线更新部署仓库的镜像 Tag，实现 staging/prod 环境隔离与变更可审计。实践表明，链路可追踪、故障可定位，部署全自动、可回滚；架构遵循持续演进，后续将随规模引入 Serverless 并评估服务网格（Mesh 化）。</w:t>
+        <w:t>任务治理方面，会话数据分析涉及大量长时任务，裸 CronJob 难以管理依赖与重试；我引入 Prefect，通过 Kubernetes work pool 将每个 Flow 提交为独立 K8s Job，支持 DAG 依赖、失败重试与幂等控制，把每日数据分析、胜任力快照等编排为夜间流水线。交付方面采用 GitOps：GitHub Actions 按代码变更重建镜像并推送至私有 Nexus，再由流水线更新部署仓库的镜像 Tag，实现 staging/prod 环境隔离与变更可审计。实践表明，链路可追踪、故障可定位，部署全自动、可回滚；架</w:t>
       </w:r>
-    </w:p>
-    <w:p>
+      <w:bookmarkStart w:id="0" w:name="_GoBack"/>
+      <w:bookmarkEnd w:id="0"/>
       <w:r>
         <w:rPr>
-          <w:rFonts w:ascii="Times New Roman" w:hAnsi="Times New Roman" w:eastAsia="黑体"/>
-          <w:b/>
-          <w:sz w:val="28"/>
+          <w:rFonts w:ascii="Times New Roman" w:hAnsi="Times New Roman" w:eastAsia="宋体"/>
+          <w:sz w:val="24"/>
         </w:rPr>
-        <w:t>六、项目效果与不足</w:t>
+        <w:t>构遵循持续演进，后续将随规模引入 Serverless 并评估服务网格（Mesh 化）。</w:t>
       </w:r>
     </w:p>
     <w:p>
@@ -208,6 +203,9 @@
         <w:spacing w:line="360" w:lineRule="auto"/>
         <w:ind w:firstLine="480"/>
       </w:pPr>
+      <w:r>
+        <w:commentReference w:id="6"/>
+      </w:r>
       <w:r>
         <w:rPr>
           <w:rFonts w:ascii="Times New Roman" w:hAnsi="Times New Roman" w:eastAsia="宋体"/>
@@ -237,6 +235,125 @@
     </w:sectPr>
   </w:body>
 </w:document>
+</file>
+
+<file path=word/comments.xml><?xml version="1.0" encoding="utf-8"?>
+<w:comments xmlns:wpc="http://schemas.microsoft.com/office/word/2010/wordprocessingCanvas" xmlns:mc="http://schemas.openxmlformats.org/markup-compatibility/2006" xmlns:o="urn:schemas-microsoft-com:office:office" xmlns:r="http://schemas.openxmlformats.org/officeDocument/2006/relationships" xmlns:m="http://schemas.openxmlformats.org/officeDocument/2006/math" xmlns:v="urn:schemas-microsoft-com:vml" xmlns:wp14="http://schemas.microsoft.com/office/word/2010/wordprocessingDrawing" xmlns:wp="http://schemas.openxmlformats.org/drawingml/2006/wordprocessingDrawing" xmlns:w="http://schemas.openxmlformats.org/wordprocessingml/2006/main" xmlns:w14="http://schemas.microsoft.com/office/word/2010/wordml" xmlns:w15="http://schemas.microsoft.com/office/word/2012/wordml" xmlns:w10="urn:schemas-microsoft-com:office:word" xmlns:wpg="http://schemas.microsoft.com/office/word/2010/wordprocessingGroup" xmlns:wpi="http://schemas.microsoft.com/office/word/2010/wordprocessingInk" xmlns:wne="http://schemas.microsoft.com/office/word/2006/wordml" xmlns:wps="http://schemas.microsoft.com/office/word/2010/wordprocessingShape" xmlns:wpsCustomData="http://www.wps.cn/officeDocument/2013/wpsCustomData" mc:Ignorable="w14 w15 wp14">
+  <w:comment w:id="0" w:author="My lucky strike" w:date="2026-09-26T15:50:05Z" w:initials="">
+    <w:p>
+      <w:r>
+        <w:rPr>
+          <w:rFonts w:ascii="Times New Roman" w:hAnsi="Times New Roman" w:eastAsia="黑体"/>
+          <w:b/>
+          <w:sz w:val="28"/>
+        </w:rPr>
+        <w:t>摘要</w:t>
+      </w:r>
+    </w:p>
+  </w:comment>
+  <w:comment w:id="1" w:author="My lucky strike" w:date="2026-09-26T15:50:21Z" w:initials="">
+    <w:p>
+      <w:pPr>
+        <w:pStyle w:val="17"/>
+      </w:pPr>
+      <w:r>
+        <w:rPr>
+          <w:rFonts w:ascii="Times New Roman" w:hAnsi="Times New Roman" w:eastAsia="黑体"/>
+          <w:b/>
+          <w:sz w:val="28"/>
+        </w:rPr>
+        <w:t>项目背景与个人职责</w:t>
+      </w:r>
+    </w:p>
+  </w:comment>
+  <w:comment w:id="2" w:author="My lucky strike" w:date="2026-09-26T15:50:33Z" w:initials="">
+    <w:p>
+      <w:pPr>
+        <w:pStyle w:val="17"/>
+      </w:pPr>
+      <w:r>
+        <w:rPr>
+          <w:rFonts w:ascii="Times New Roman" w:hAnsi="Times New Roman" w:eastAsia="黑体"/>
+          <w:b/>
+          <w:sz w:val="28"/>
+        </w:rPr>
+        <w:t>云原生架构的设计原则与演化思路</w:t>
+      </w:r>
+    </w:p>
+  </w:comment>
+  <w:comment w:id="3" w:author="My lucky strike" w:date="2026-09-26T15:50:44Z" w:initials="">
+    <w:p>
+      <w:pPr>
+        <w:pStyle w:val="17"/>
+      </w:pPr>
+      <w:r>
+        <w:rPr>
+          <w:rFonts w:ascii="Times New Roman" w:hAnsi="Times New Roman" w:eastAsia="黑体"/>
+          <w:b/>
+          <w:sz w:val="28"/>
+        </w:rPr>
+        <w:t>容器化改造与构件标准化交付</w:t>
+      </w:r>
+    </w:p>
+  </w:comment>
+  <w:comment w:id="4" w:author="My lucky strike" w:date="2026-09-26T15:50:54Z" w:initials="">
+    <w:p>
+      <w:pPr>
+        <w:pStyle w:val="17"/>
+      </w:pPr>
+      <w:r>
+        <w:rPr>
+          <w:rFonts w:ascii="Times New Roman" w:hAnsi="Times New Roman" w:eastAsia="黑体"/>
+          <w:b/>
+          <w:sz w:val="28"/>
+        </w:rPr>
+        <w:t>Kubernetes 编排、Agent 状态外置与零信任安全</w:t>
+      </w:r>
+    </w:p>
+  </w:comment>
+  <w:comment w:id="5" w:author="My lucky strike" w:date="2026-09-26T15:51:09Z" w:initials="">
+    <w:p>
+      <w:pPr>
+        <w:pStyle w:val="17"/>
+      </w:pPr>
+      <w:r>
+        <w:rPr>
+          <w:rFonts w:ascii="Times New Roman" w:hAnsi="Times New Roman" w:eastAsia="黑体"/>
+          <w:b/>
+          <w:sz w:val="28"/>
+        </w:rPr>
+        <w:t>可观测性、工作流编排与 GitOps 自动化交付</w:t>
+      </w:r>
+    </w:p>
+  </w:comment>
+  <w:comment w:id="6" w:author="My lucky strike" w:date="2026-09-26T15:51:20Z" w:initials="">
+    <w:p>
+      <w:pPr>
+        <w:pStyle w:val="17"/>
+      </w:pPr>
+      <w:r>
+        <w:rPr>
+          <w:rFonts w:ascii="Times New Roman" w:hAnsi="Times New Roman" w:eastAsia="黑体"/>
+          <w:b/>
+          <w:sz w:val="28"/>
+        </w:rPr>
+        <w:t>项目效果与不足</w:t>
+      </w:r>
+    </w:p>
+  </w:comment>
+</w:comments>
+</file>
+
+<file path=word/commentsExtended.xml><?xml version="1.0" encoding="utf-8"?>
+<w15:commentsEx xmlns:wpc="http://schemas.microsoft.com/office/word/2010/wordprocessingCanvas" xmlns:mc="http://schemas.openxmlformats.org/markup-compatibility/2006" xmlns:o="urn:schemas-microsoft-com:office:office" xmlns:r="http://schemas.openxmlformats.org/officeDocument/2006/relationships" xmlns:m="http://schemas.openxmlformats.org/officeDocument/2006/math" xmlns:v="urn:schemas-microsoft-com:vml" xmlns:wp14="http://schemas.microsoft.com/office/word/2010/wordprocessingDrawing" xmlns:wp="http://schemas.openxmlformats.org/drawingml/2006/wordprocessingDrawing" xmlns:w="http://schemas.openxmlformats.org/wordprocessingml/2006/main" xmlns:w14="http://schemas.microsoft.com/office/word/2010/wordml" xmlns:w15="http://schemas.microsoft.com/office/word/2012/wordml" xmlns:w10="urn:schemas-microsoft-com:office:word" xmlns:wpg="http://schemas.microsoft.com/office/word/2010/wordprocessingGroup" xmlns:wpi="http://schemas.microsoft.com/office/word/2010/wordprocessingInk" xmlns:wne="http://schemas.microsoft.com/office/word/2006/wordml" xmlns:wps="http://schemas.microsoft.com/office/word/2010/wordprocessingShape" xmlns:wpsCustomData="http://www.wps.cn/officeDocument/2013/wpsCustomData" mc:Ignorable="w14 w15 wp14">
+  <w15:commentEx w15:paraId="3F941AD7" w15:done="0"/>
+  <w15:commentEx w15:paraId="3988E642" w15:done="0"/>
+  <w15:commentEx w15:paraId="21DFA1FB" w15:done="0"/>
+  <w15:commentEx w15:paraId="1F991D9A" w15:done="0"/>
+  <w15:commentEx w15:paraId="4A3E6076" w15:done="0"/>
+  <w15:commentEx w15:paraId="1393CACD" w15:done="0"/>
+  <w15:commentEx w15:paraId="151BB53E" w15:done="0"/>
+</w15:commentsEx>
 </file>
 
 <file path=word/endnotes.xml><?xml version="1.0" encoding="utf-8"?>
@@ -298,7 +415,7 @@
     <w:lvl w:ilvl="0" w:tentative="0">
       <w:start w:val="1"/>
       <w:numFmt w:val="decimal"/>
-      <w:pStyle w:val="20"/>
+      <w:pStyle w:val="21"/>
       <w:lvlText w:val="%1."/>
       <w:lvlJc w:val="left"/>
       <w:pPr>
@@ -334,7 +451,7 @@
     <w:lvl w:ilvl="0" w:tentative="0">
       <w:start w:val="1"/>
       <w:numFmt w:val="bullet"/>
-      <w:pStyle w:val="18"/>
+      <w:pStyle w:val="19"/>
       <w:lvlText w:val=""/>
       <w:lvlJc w:val="left"/>
       <w:pPr>
@@ -355,7 +472,7 @@
     <w:lvl w:ilvl="0" w:tentative="0">
       <w:start w:val="1"/>
       <w:numFmt w:val="bullet"/>
-      <w:pStyle w:val="23"/>
+      <w:pStyle w:val="24"/>
       <w:lvlText w:val=""/>
       <w:lvlJc w:val="left"/>
       <w:pPr>
@@ -427,6 +544,14 @@
     <w:abstractNumId w:val="3"/>
   </w:num>
 </w:numbering>
+</file>
+
+<file path=word/people.xml><?xml version="1.0" encoding="utf-8"?>
+<w15:people xmlns:wpc="http://schemas.microsoft.com/office/word/2010/wordprocessingCanvas" xmlns:mc="http://schemas.openxmlformats.org/markup-compatibility/2006" xmlns:o="urn:schemas-microsoft-com:office:office" xmlns:r="http://schemas.openxmlformats.org/officeDocument/2006/relationships" xmlns:m="http://schemas.openxmlformats.org/officeDocument/2006/math" xmlns:v="urn:schemas-microsoft-com:vml" xmlns:wp14="http://schemas.microsoft.com/office/word/2010/wordprocessingDrawing" xmlns:wp="http://schemas.openxmlformats.org/drawingml/2006/wordprocessingDrawing" xmlns:w="http://schemas.openxmlformats.org/wordprocessingml/2006/main" xmlns:w14="http://schemas.microsoft.com/office/word/2010/wordml" xmlns:w15="http://schemas.microsoft.com/office/word/2012/wordml" xmlns:w10="urn:schemas-microsoft-com:office:word" xmlns:wpg="http://schemas.microsoft.com/office/word/2010/wordprocessingGroup" xmlns:wpi="http://schemas.microsoft.com/office/word/2010/wordprocessingInk" xmlns:wne="http://schemas.microsoft.com/office/word/2006/wordml" xmlns:wps="http://schemas.microsoft.com/office/word/2010/wordprocessingShape" xmlns:wpsCustomData="http://www.wps.cn/officeDocument/2013/wpsCustomData" mc:Ignorable="w14 w15 wp14">
+  <w15:person w15:author="My lucky strike">
+    <w15:presenceInfo w15:providerId="WPS Office" w15:userId="13822728"/>
+  </w15:person>
+</w15:people>
 </file>
 
 <file path=word/styles.xml><?xml version="1.0" encoding="utf-8"?>
@@ -711,7 +836,7 @@
     <w:name w:val="heading 1"/>
     <w:basedOn w:val="1"/>
     <w:next w:val="1"/>
-    <w:link w:val="138"/>
+    <w:link w:val="139"/>
     <w:qFormat/>
     <w:uiPriority w:val="9"/>
     <w:pPr>
@@ -733,7 +858,7 @@
     <w:name w:val="heading 2"/>
     <w:basedOn w:val="1"/>
     <w:next w:val="1"/>
-    <w:link w:val="139"/>
+    <w:link w:val="140"/>
     <w:unhideWhenUsed/>
     <w:qFormat/>
     <w:uiPriority w:val="9"/>
@@ -761,7 +886,7 @@
     <w:name w:val="heading 3"/>
     <w:basedOn w:val="1"/>
     <w:next w:val="1"/>
-    <w:link w:val="140"/>
+    <w:link w:val="141"/>
     <w:unhideWhenUsed/>
     <w:qFormat/>
     <w:uiPriority w:val="9"/>
@@ -787,7 +912,7 @@
     <w:name w:val="heading 4"/>
     <w:basedOn w:val="1"/>
     <w:next w:val="1"/>
-    <w:link w:val="150"/>
+    <w:link w:val="151"/>
     <w:semiHidden/>
     <w:unhideWhenUsed/>
     <w:qFormat/>
@@ -816,7 +941,7 @@
     <w:name w:val="heading 5"/>
     <w:basedOn w:val="1"/>
     <w:next w:val="1"/>
-    <w:link w:val="151"/>
+    <w:link w:val="152"/>
     <w:semiHidden/>
     <w:unhideWhenUsed/>
     <w:qFormat/>
@@ -836,7 +961,7 @@
     <w:name w:val="heading 6"/>
     <w:basedOn w:val="1"/>
     <w:next w:val="1"/>
-    <w:link w:val="152"/>
+    <w:link w:val="153"/>
     <w:semiHidden/>
     <w:unhideWhenUsed/>
     <w:qFormat/>
@@ -858,7 +983,7 @@
     <w:name w:val="heading 7"/>
     <w:basedOn w:val="1"/>
     <w:next w:val="1"/>
-    <w:link w:val="153"/>
+    <w:link w:val="154"/>
     <w:semiHidden/>
     <w:unhideWhenUsed/>
     <w:qFormat/>
@@ -888,7 +1013,7 @@
     <w:name w:val="heading 8"/>
     <w:basedOn w:val="1"/>
     <w:next w:val="1"/>
-    <w:link w:val="154"/>
+    <w:link w:val="155"/>
     <w:semiHidden/>
     <w:unhideWhenUsed/>
     <w:qFormat/>
@@ -915,7 +1040,7 @@
     <w:name w:val="heading 9"/>
     <w:basedOn w:val="1"/>
     <w:next w:val="1"/>
-    <w:link w:val="155"/>
+    <w:link w:val="156"/>
     <w:semiHidden/>
     <w:unhideWhenUsed/>
     <w:qFormat/>
@@ -943,13 +1068,13 @@
       </w14:textFill>
     </w:rPr>
   </w:style>
-  <w:style w:type="character" w:default="1" w:styleId="132">
+  <w:style w:type="character" w:default="1" w:styleId="133">
     <w:name w:val="Default Paragraph Font"/>
     <w:semiHidden/>
     <w:unhideWhenUsed/>
     <w:uiPriority w:val="1"/>
   </w:style>
-  <w:style w:type="table" w:default="1" w:styleId="32">
+  <w:style w:type="table" w:default="1" w:styleId="33">
     <w:name w:val="Normal Table"/>
     <w:semiHidden/>
     <w:unhideWhenUsed/>
@@ -965,7 +1090,7 @@
   </w:style>
   <w:style w:type="paragraph" w:styleId="2">
     <w:name w:val="macro"/>
-    <w:link w:val="147"/>
+    <w:link w:val="148"/>
     <w:unhideWhenUsed/>
     <w:uiPriority w:val="99"/>
     <w:pPr>
@@ -1061,9 +1186,19 @@
     </w:pPr>
   </w:style>
   <w:style w:type="paragraph" w:styleId="17">
+    <w:name w:val="annotation text"/>
+    <w:basedOn w:val="1"/>
+    <w:semiHidden/>
+    <w:unhideWhenUsed/>
+    <w:uiPriority w:val="99"/>
+    <w:pPr>
+      <w:jc w:val="left"/>
+    </w:pPr>
+  </w:style>
+  <w:style w:type="paragraph" w:styleId="18">
     <w:name w:val="Body Text 3"/>
     <w:basedOn w:val="1"/>
-    <w:link w:val="146"/>
+    <w:link w:val="147"/>
     <w:unhideWhenUsed/>
     <w:uiPriority w:val="99"/>
     <w:pPr>
@@ -1074,7 +1209,7 @@
       <w:szCs w:val="16"/>
     </w:rPr>
   </w:style>
-  <w:style w:type="paragraph" w:styleId="18">
+  <w:style w:type="paragraph" w:styleId="19">
     <w:name w:val="List Bullet 3"/>
     <w:basedOn w:val="1"/>
     <w:unhideWhenUsed/>
@@ -1087,17 +1222,17 @@
       <w:contextualSpacing/>
     </w:pPr>
   </w:style>
-  <w:style w:type="paragraph" w:styleId="19">
+  <w:style w:type="paragraph" w:styleId="20">
     <w:name w:val="Body Text"/>
     <w:basedOn w:val="1"/>
-    <w:link w:val="144"/>
+    <w:link w:val="145"/>
     <w:unhideWhenUsed/>
     <w:uiPriority w:val="99"/>
     <w:pPr>
       <w:spacing w:after="120"/>
     </w:pPr>
   </w:style>
-  <w:style w:type="paragraph" w:styleId="20">
+  <w:style w:type="paragraph" w:styleId="21">
     <w:name w:val="List Number 3"/>
     <w:basedOn w:val="1"/>
     <w:unhideWhenUsed/>
@@ -1110,7 +1245,7 @@
       <w:contextualSpacing/>
     </w:pPr>
   </w:style>
-  <w:style w:type="paragraph" w:styleId="21">
+  <w:style w:type="paragraph" w:styleId="22">
     <w:name w:val="List 2"/>
     <w:basedOn w:val="1"/>
     <w:unhideWhenUsed/>
@@ -1120,7 +1255,7 @@
       <w:contextualSpacing/>
     </w:pPr>
   </w:style>
-  <w:style w:type="paragraph" w:styleId="22">
+  <w:style w:type="paragraph" w:styleId="23">
     <w:name w:val="List Continue"/>
     <w:basedOn w:val="1"/>
     <w:unhideWhenUsed/>
@@ -1131,7 +1266,7 @@
       <w:contextualSpacing/>
     </w:pPr>
   </w:style>
-  <w:style w:type="paragraph" w:styleId="23">
+  <w:style w:type="paragraph" w:styleId="24">
     <w:name w:val="List Bullet 2"/>
     <w:basedOn w:val="1"/>
     <w:unhideWhenUsed/>
@@ -1144,8 +1279,22 @@
       <w:contextualSpacing/>
     </w:pPr>
   </w:style>
-  <w:style w:type="paragraph" w:styleId="24">
+  <w:style w:type="paragraph" w:styleId="25">
     <w:name w:val="footer"/>
+    <w:basedOn w:val="1"/>
+    <w:link w:val="137"/>
+    <w:unhideWhenUsed/>
+    <w:uiPriority w:val="99"/>
+    <w:pPr>
+      <w:tabs>
+        <w:tab w:val="center" w:pos="4680"/>
+        <w:tab w:val="right" w:pos="9360"/>
+      </w:tabs>
+      <w:spacing w:after="0" w:line="240" w:lineRule="auto"/>
+    </w:pPr>
+  </w:style>
+  <w:style w:type="paragraph" w:styleId="26">
+    <w:name w:val="header"/>
     <w:basedOn w:val="1"/>
     <w:link w:val="136"/>
     <w:unhideWhenUsed/>
@@ -1158,25 +1307,11 @@
       <w:spacing w:after="0" w:line="240" w:lineRule="auto"/>
     </w:pPr>
   </w:style>
-  <w:style w:type="paragraph" w:styleId="25">
-    <w:name w:val="header"/>
-    <w:basedOn w:val="1"/>
-    <w:link w:val="135"/>
-    <w:unhideWhenUsed/>
-    <w:uiPriority w:val="99"/>
-    <w:pPr>
-      <w:tabs>
-        <w:tab w:val="center" w:pos="4680"/>
-        <w:tab w:val="right" w:pos="9360"/>
-      </w:tabs>
-      <w:spacing w:after="0" w:line="240" w:lineRule="auto"/>
-    </w:pPr>
-  </w:style>
-  <w:style w:type="paragraph" w:styleId="26">
+  <w:style w:type="paragraph" w:styleId="27">
     <w:name w:val="Subtitle"/>
     <w:basedOn w:val="1"/>
     <w:next w:val="1"/>
-    <w:link w:val="142"/>
+    <w:link w:val="143"/>
     <w:qFormat/>
     <w:uiPriority w:val="11"/>
     <w:rPr>
@@ -1194,7 +1329,7 @@
       </w14:textFill>
     </w:rPr>
   </w:style>
-  <w:style w:type="paragraph" w:styleId="27">
+  <w:style w:type="paragraph" w:styleId="28">
     <w:name w:val="List"/>
     <w:basedOn w:val="1"/>
     <w:unhideWhenUsed/>
@@ -1204,17 +1339,17 @@
       <w:contextualSpacing/>
     </w:pPr>
   </w:style>
-  <w:style w:type="paragraph" w:styleId="28">
+  <w:style w:type="paragraph" w:styleId="29">
     <w:name w:val="Body Text 2"/>
     <w:basedOn w:val="1"/>
-    <w:link w:val="145"/>
+    <w:link w:val="146"/>
     <w:unhideWhenUsed/>
     <w:uiPriority w:val="99"/>
     <w:pPr>
       <w:spacing w:after="120" w:line="480" w:lineRule="auto"/>
     </w:pPr>
   </w:style>
-  <w:style w:type="paragraph" w:styleId="29">
+  <w:style w:type="paragraph" w:styleId="30">
     <w:name w:val="List Continue 2"/>
     <w:basedOn w:val="1"/>
     <w:unhideWhenUsed/>
@@ -1225,7 +1360,7 @@
       <w:contextualSpacing/>
     </w:pPr>
   </w:style>
-  <w:style w:type="paragraph" w:styleId="30">
+  <w:style w:type="paragraph" w:styleId="31">
     <w:name w:val="List Continue 3"/>
     <w:basedOn w:val="1"/>
     <w:unhideWhenUsed/>
@@ -1236,11 +1371,11 @@
       <w:contextualSpacing/>
     </w:pPr>
   </w:style>
-  <w:style w:type="paragraph" w:styleId="31">
+  <w:style w:type="paragraph" w:styleId="32">
     <w:name w:val="Title"/>
     <w:basedOn w:val="1"/>
     <w:next w:val="1"/>
-    <w:link w:val="141"/>
+    <w:link w:val="142"/>
     <w:qFormat/>
     <w:uiPriority w:val="10"/>
     <w:pPr>
@@ -1259,9 +1394,9 @@
       <w:szCs w:val="52"/>
     </w:rPr>
   </w:style>
-  <w:style w:type="table" w:styleId="33">
+  <w:style w:type="table" w:styleId="34">
     <w:name w:val="Table Grid"/>
-    <w:basedOn w:val="32"/>
+    <w:basedOn w:val="33"/>
     <w:uiPriority w:val="59"/>
     <w:pPr>
       <w:spacing w:after="0" w:line="240" w:lineRule="auto"/>
@@ -1283,9 +1418,9 @@
       </w:tblCellMar>
     </w:tblPr>
   </w:style>
-  <w:style w:type="table" w:styleId="34">
+  <w:style w:type="table" w:styleId="35">
     <w:name w:val="Light Shading"/>
-    <w:basedOn w:val="32"/>
+    <w:basedOn w:val="33"/>
     <w:uiPriority w:val="60"/>
     <w:pPr>
       <w:spacing w:after="0" w:line="240" w:lineRule="auto"/>
@@ -1382,9 +1517,9 @@
       </w:tcPr>
     </w:tblStylePr>
   </w:style>
-  <w:style w:type="table" w:styleId="35">
+  <w:style w:type="table" w:styleId="36">
     <w:name w:val="Light Shading Accent 1"/>
-    <w:basedOn w:val="32"/>
+    <w:basedOn w:val="33"/>
     <w:uiPriority w:val="60"/>
     <w:pPr>
       <w:spacing w:after="0" w:line="240" w:lineRule="auto"/>
@@ -1481,9 +1616,9 @@
       </w:tcPr>
     </w:tblStylePr>
   </w:style>
-  <w:style w:type="table" w:styleId="36">
+  <w:style w:type="table" w:styleId="37">
     <w:name w:val="Light Shading Accent 2"/>
-    <w:basedOn w:val="32"/>
+    <w:basedOn w:val="33"/>
     <w:uiPriority w:val="60"/>
     <w:pPr>
       <w:spacing w:after="0" w:line="240" w:lineRule="auto"/>
@@ -1580,9 +1715,9 @@
       </w:tcPr>
     </w:tblStylePr>
   </w:style>
-  <w:style w:type="table" w:styleId="37">
+  <w:style w:type="table" w:styleId="38">
     <w:name w:val="Light Shading Accent 3"/>
-    <w:basedOn w:val="32"/>
+    <w:basedOn w:val="33"/>
     <w:uiPriority w:val="60"/>
     <w:pPr>
       <w:spacing w:after="0" w:line="240" w:lineRule="auto"/>
@@ -1679,9 +1814,9 @@
       </w:tcPr>
     </w:tblStylePr>
   </w:style>
-  <w:style w:type="table" w:styleId="38">
+  <w:style w:type="table" w:styleId="39">
     <w:name w:val="Light Shading Accent 4"/>
-    <w:basedOn w:val="32"/>
+    <w:basedOn w:val="33"/>
     <w:uiPriority w:val="60"/>
     <w:pPr>
       <w:spacing w:after="0" w:line="240" w:lineRule="auto"/>
@@ -1778,9 +1913,9 @@
       </w:tcPr>
     </w:tblStylePr>
   </w:style>
-  <w:style w:type="table" w:styleId="39">
+  <w:style w:type="table" w:styleId="40">
     <w:name w:val="Light Shading Accent 5"/>
-    <w:basedOn w:val="32"/>
+    <w:basedOn w:val="33"/>
     <w:uiPriority w:val="60"/>
     <w:pPr>
       <w:spacing w:after="0" w:line="240" w:lineRule="auto"/>
@@ -1877,9 +2012,9 @@
       </w:tcPr>
     </w:tblStylePr>
   </w:style>
-  <w:style w:type="table" w:styleId="40">
+  <w:style w:type="table" w:styleId="41">
     <w:name w:val="Light Shading Accent 6"/>
-    <w:basedOn w:val="32"/>
+    <w:basedOn w:val="33"/>
     <w:uiPriority w:val="60"/>
     <w:pPr>
       <w:spacing w:after="0" w:line="240" w:lineRule="auto"/>
@@ -1976,9 +2111,9 @@
       </w:tcPr>
     </w:tblStylePr>
   </w:style>
-  <w:style w:type="table" w:styleId="41">
+  <w:style w:type="table" w:styleId="42">
     <w:name w:val="Light List"/>
-    <w:basedOn w:val="32"/>
+    <w:basedOn w:val="33"/>
     <w:uiPriority w:val="61"/>
     <w:pPr>
       <w:spacing w:after="0" w:line="240" w:lineRule="auto"/>
@@ -2069,9 +2204,9 @@
       </w:tcPr>
     </w:tblStylePr>
   </w:style>
-  <w:style w:type="table" w:styleId="42">
+  <w:style w:type="table" w:styleId="43">
     <w:name w:val="Light List Accent 1"/>
-    <w:basedOn w:val="32"/>
+    <w:basedOn w:val="33"/>
     <w:uiPriority w:val="61"/>
     <w:pPr>
       <w:spacing w:after="0" w:line="240" w:lineRule="auto"/>
@@ -2162,9 +2297,9 @@
       </w:tcPr>
     </w:tblStylePr>
   </w:style>
-  <w:style w:type="table" w:styleId="43">
+  <w:style w:type="table" w:styleId="44">
     <w:name w:val="Light List Accent 2"/>
-    <w:basedOn w:val="32"/>
+    <w:basedOn w:val="33"/>
     <w:uiPriority w:val="61"/>
     <w:pPr>
       <w:spacing w:after="0" w:line="240" w:lineRule="auto"/>
@@ -2255,9 +2390,9 @@
       </w:tcPr>
     </w:tblStylePr>
   </w:style>
-  <w:style w:type="table" w:styleId="44">
+  <w:style w:type="table" w:styleId="45">
     <w:name w:val="Light List Accent 3"/>
-    <w:basedOn w:val="32"/>
+    <w:basedOn w:val="33"/>
     <w:uiPriority w:val="61"/>
     <w:pPr>
       <w:spacing w:after="0" w:line="240" w:lineRule="auto"/>
@@ -2348,9 +2483,9 @@
       </w:tcPr>
     </w:tblStylePr>
   </w:style>
-  <w:style w:type="table" w:styleId="45">
+  <w:style w:type="table" w:styleId="46">
     <w:name w:val="Light List Accent 4"/>
-    <w:basedOn w:val="32"/>
+    <w:basedOn w:val="33"/>
     <w:uiPriority w:val="61"/>
     <w:pPr>
       <w:spacing w:after="0" w:line="240" w:lineRule="auto"/>
@@ -2441,9 +2576,9 @@
       </w:tcPr>
     </w:tblStylePr>
   </w:style>
-  <w:style w:type="table" w:styleId="46">
+  <w:style w:type="table" w:styleId="47">
     <w:name w:val="Light List Accent 5"/>
-    <w:basedOn w:val="32"/>
+    <w:basedOn w:val="33"/>
     <w:uiPriority w:val="61"/>
     <w:pPr>
       <w:spacing w:after="0" w:line="240" w:lineRule="auto"/>
@@ -2534,9 +2669,9 @@
       </w:tcPr>
     </w:tblStylePr>
   </w:style>
-  <w:style w:type="table" w:styleId="47">
+  <w:style w:type="table" w:styleId="48">
     <w:name w:val="Light List Accent 6"/>
-    <w:basedOn w:val="32"/>
+    <w:basedOn w:val="33"/>
     <w:uiPriority w:val="61"/>
     <w:pPr>
       <w:spacing w:after="0" w:line="240" w:lineRule="auto"/>
@@ -2627,9 +2762,9 @@
       </w:tcPr>
     </w:tblStylePr>
   </w:style>
-  <w:style w:type="table" w:styleId="48">
+  <w:style w:type="table" w:styleId="49">
     <w:name w:val="Light Grid"/>
-    <w:basedOn w:val="32"/>
+    <w:basedOn w:val="33"/>
     <w:uiPriority w:val="62"/>
     <w:pPr>
       <w:spacing w:after="0" w:line="240" w:lineRule="auto"/>
@@ -2753,9 +2888,9 @@
       </w:tcPr>
     </w:tblStylePr>
   </w:style>
-  <w:style w:type="table" w:styleId="49">
+  <w:style w:type="table" w:styleId="50">
     <w:name w:val="Light Grid Accent 1"/>
-    <w:basedOn w:val="32"/>
+    <w:basedOn w:val="33"/>
     <w:uiPriority w:val="62"/>
     <w:pPr>
       <w:spacing w:after="0" w:line="240" w:lineRule="auto"/>
@@ -2879,9 +3014,9 @@
       </w:tcPr>
     </w:tblStylePr>
   </w:style>
-  <w:style w:type="table" w:styleId="50">
+  <w:style w:type="table" w:styleId="51">
     <w:name w:val="Light Grid Accent 2"/>
-    <w:basedOn w:val="32"/>
+    <w:basedOn w:val="33"/>
     <w:uiPriority w:val="62"/>
     <w:pPr>
       <w:spacing w:after="0" w:line="240" w:lineRule="auto"/>
@@ -3005,9 +3140,9 @@
       </w:tcPr>
     </w:tblStylePr>
   </w:style>
-  <w:style w:type="table" w:styleId="51">
+  <w:style w:type="table" w:styleId="52">
     <w:name w:val="Light Grid Accent 3"/>
-    <w:basedOn w:val="32"/>
+    <w:basedOn w:val="33"/>
     <w:uiPriority w:val="62"/>
     <w:pPr>
       <w:spacing w:after="0" w:line="240" w:lineRule="auto"/>
@@ -3131,9 +3266,9 @@
       </w:tcPr>
     </w:tblStylePr>
   </w:style>
-  <w:style w:type="table" w:styleId="52">
+  <w:style w:type="table" w:styleId="53">
     <w:name w:val="Light Grid Accent 4"/>
-    <w:basedOn w:val="32"/>
+    <w:basedOn w:val="33"/>
     <w:uiPriority w:val="62"/>
     <w:pPr>
       <w:spacing w:after="0" w:line="240" w:lineRule="auto"/>
@@ -3257,9 +3392,9 @@
       </w:tcPr>
     </w:tblStylePr>
   </w:style>
-  <w:style w:type="table" w:styleId="53">
+  <w:style w:type="table" w:styleId="54">
     <w:name w:val="Light Grid Accent 5"/>
-    <w:basedOn w:val="32"/>
+    <w:basedOn w:val="33"/>
     <w:uiPriority w:val="62"/>
     <w:pPr>
       <w:spacing w:after="0" w:line="240" w:lineRule="auto"/>
@@ -3383,9 +3518,9 @@
       </w:tcPr>
     </w:tblStylePr>
   </w:style>
-  <w:style w:type="table" w:styleId="54">
+  <w:style w:type="table" w:styleId="55">
     <w:name w:val="Light Grid Accent 6"/>
-    <w:basedOn w:val="32"/>
+    <w:basedOn w:val="33"/>
     <w:uiPriority w:val="62"/>
     <w:pPr>
       <w:spacing w:after="0" w:line="240" w:lineRule="auto"/>
@@ -3509,9 +3644,9 @@
       </w:tcPr>
     </w:tblStylePr>
   </w:style>
-  <w:style w:type="table" w:styleId="55">
+  <w:style w:type="table" w:styleId="56">
     <w:name w:val="Medium Shading 1"/>
-    <w:basedOn w:val="32"/>
+    <w:basedOn w:val="33"/>
     <w:uiPriority w:val="63"/>
     <w:pPr>
       <w:spacing w:after="0" w:line="240" w:lineRule="auto"/>
@@ -3616,9 +3751,9 @@
       </w:tcPr>
     </w:tblStylePr>
   </w:style>
-  <w:style w:type="table" w:styleId="56">
+  <w:style w:type="table" w:styleId="57">
     <w:name w:val="Medium Shading 1 Accent 1"/>
-    <w:basedOn w:val="32"/>
+    <w:basedOn w:val="33"/>
     <w:uiPriority w:val="63"/>
     <w:pPr>
       <w:spacing w:after="0" w:line="240" w:lineRule="auto"/>
@@ -3723,9 +3858,9 @@
       </w:tcPr>
     </w:tblStylePr>
   </w:style>
-  <w:style w:type="table" w:styleId="57">
+  <w:style w:type="table" w:styleId="58">
     <w:name w:val="Medium Shading 1 Accent 2"/>
-    <w:basedOn w:val="32"/>
+    <w:basedOn w:val="33"/>
     <w:uiPriority w:val="63"/>
     <w:pPr>
       <w:spacing w:after="0" w:line="240" w:lineRule="auto"/>
@@ -3830,9 +3965,9 @@
       </w:tcPr>
     </w:tblStylePr>
   </w:style>
-  <w:style w:type="table" w:styleId="58">
+  <w:style w:type="table" w:styleId="59">
     <w:name w:val="Medium Shading 1 Accent 3"/>
-    <w:basedOn w:val="32"/>
+    <w:basedOn w:val="33"/>
     <w:uiPriority w:val="63"/>
     <w:pPr>
       <w:spacing w:after="0" w:line="240" w:lineRule="auto"/>
@@ -3937,9 +4072,9 @@
       </w:tcPr>
     </w:tblStylePr>
   </w:style>
-  <w:style w:type="table" w:styleId="59">
+  <w:style w:type="table" w:styleId="60">
     <w:name w:val="Medium Shading 1 Accent 4"/>
-    <w:basedOn w:val="32"/>
+    <w:basedOn w:val="33"/>
     <w:uiPriority w:val="63"/>
     <w:pPr>
       <w:spacing w:after="0" w:line="240" w:lineRule="auto"/>
@@ -4044,9 +4179,9 @@
       </w:tcPr>
     </w:tblStylePr>
   </w:style>
-  <w:style w:type="table" w:styleId="60">
+  <w:style w:type="table" w:styleId="61">
     <w:name w:val="Medium Shading 1 Accent 5"/>
-    <w:basedOn w:val="32"/>
+    <w:basedOn w:val="33"/>
     <w:uiPriority w:val="63"/>
     <w:pPr>
       <w:spacing w:after="0" w:line="240" w:lineRule="auto"/>
@@ -4151,9 +4286,9 @@
       </w:tcPr>
     </w:tblStylePr>
   </w:style>
-  <w:style w:type="table" w:styleId="61">
+  <w:style w:type="table" w:styleId="62">
     <w:name w:val="Medium Shading 1 Accent 6"/>
-    <w:basedOn w:val="32"/>
+    <w:basedOn w:val="33"/>
     <w:uiPriority w:val="63"/>
     <w:pPr>
       <w:spacing w:after="0" w:line="240" w:lineRule="auto"/>
@@ -4258,9 +4393,9 @@
       </w:tcPr>
     </w:tblStylePr>
   </w:style>
-  <w:style w:type="table" w:styleId="62">
+  <w:style w:type="table" w:styleId="63">
     <w:name w:val="Medium Shading 2"/>
-    <w:basedOn w:val="32"/>
+    <w:basedOn w:val="33"/>
     <w:uiPriority w:val="64"/>
     <w:pPr>
       <w:spacing w:after="0" w:line="240" w:lineRule="auto"/>
@@ -4423,9 +4558,9 @@
       </w:tcPr>
     </w:tblStylePr>
   </w:style>
-  <w:style w:type="table" w:styleId="63">
+  <w:style w:type="table" w:styleId="64">
     <w:name w:val="Medium Shading 2 Accent 1"/>
-    <w:basedOn w:val="32"/>
+    <w:basedOn w:val="33"/>
     <w:uiPriority w:val="64"/>
     <w:pPr>
       <w:spacing w:after="0" w:line="240" w:lineRule="auto"/>
@@ -4588,9 +4723,9 @@
       </w:tcPr>
     </w:tblStylePr>
   </w:style>
-  <w:style w:type="table" w:styleId="64">
+  <w:style w:type="table" w:styleId="65">
     <w:name w:val="Medium Shading 2 Accent 2"/>
-    <w:basedOn w:val="32"/>
+    <w:basedOn w:val="33"/>
     <w:uiPriority w:val="64"/>
     <w:pPr>
       <w:spacing w:after="0" w:line="240" w:lineRule="auto"/>
@@ -4753,9 +4888,9 @@
       </w:tcPr>
     </w:tblStylePr>
   </w:style>
-  <w:style w:type="table" w:styleId="65">
+  <w:style w:type="table" w:styleId="66">
     <w:name w:val="Medium Shading 2 Accent 3"/>
-    <w:basedOn w:val="32"/>
+    <w:basedOn w:val="33"/>
     <w:uiPriority w:val="64"/>
     <w:pPr>
       <w:spacing w:after="0" w:line="240" w:lineRule="auto"/>
@@ -4918,9 +5053,9 @@
       </w:tcPr>
     </w:tblStylePr>
   </w:style>
-  <w:style w:type="table" w:styleId="66">
+  <w:style w:type="table" w:styleId="67">
     <w:name w:val="Medium Shading 2 Accent 4"/>
-    <w:basedOn w:val="32"/>
+    <w:basedOn w:val="33"/>
     <w:uiPriority w:val="64"/>
     <w:pPr>
       <w:spacing w:after="0" w:line="240" w:lineRule="auto"/>
@@ -5083,9 +5218,9 @@
       </w:tcPr>
     </w:tblStylePr>
   </w:style>
-  <w:style w:type="table" w:styleId="67">
+  <w:style w:type="table" w:styleId="68">
     <w:name w:val="Medium Shading 2 Accent 5"/>
-    <w:basedOn w:val="32"/>
+    <w:basedOn w:val="33"/>
     <w:uiPriority w:val="64"/>
     <w:pPr>
       <w:spacing w:after="0" w:line="240" w:lineRule="auto"/>
@@ -5248,9 +5383,9 @@
       </w:tcPr>
     </w:tblStylePr>
   </w:style>
-  <w:style w:type="table" w:styleId="68">
+  <w:style w:type="table" w:styleId="69">
     <w:name w:val="Medium Shading 2 Accent 6"/>
-    <w:basedOn w:val="32"/>
+    <w:basedOn w:val="33"/>
     <w:uiPriority w:val="64"/>
     <w:pPr>
       <w:spacing w:after="0" w:line="240" w:lineRule="auto"/>
@@ -5413,9 +5548,9 @@
       </w:tcPr>
     </w:tblStylePr>
   </w:style>
-  <w:style w:type="table" w:styleId="69">
+  <w:style w:type="table" w:styleId="70">
     <w:name w:val="Medium List 1"/>
-    <w:basedOn w:val="32"/>
+    <w:basedOn w:val="33"/>
     <w:uiPriority w:val="65"/>
     <w:pPr>
       <w:spacing w:after="0" w:line="240" w:lineRule="auto"/>
@@ -5503,9 +5638,9 @@
       </w:tcPr>
     </w:tblStylePr>
   </w:style>
-  <w:style w:type="table" w:styleId="70">
+  <w:style w:type="table" w:styleId="71">
     <w:name w:val="Medium List 1 Accent 1"/>
-    <w:basedOn w:val="32"/>
+    <w:basedOn w:val="33"/>
     <w:uiPriority w:val="65"/>
     <w:pPr>
       <w:spacing w:after="0" w:line="240" w:lineRule="auto"/>
@@ -5593,9 +5728,9 @@
       </w:tcPr>
     </w:tblStylePr>
   </w:style>
-  <w:style w:type="table" w:styleId="71">
+  <w:style w:type="table" w:styleId="72">
     <w:name w:val="Medium List 1 Accent 2"/>
-    <w:basedOn w:val="32"/>
+    <w:basedOn w:val="33"/>
     <w:uiPriority w:val="65"/>
     <w:pPr>
       <w:spacing w:after="0" w:line="240" w:lineRule="auto"/>
@@ -5683,9 +5818,9 @@
       </w:tcPr>
     </w:tblStylePr>
   </w:style>
-  <w:style w:type="table" w:styleId="72">
+  <w:style w:type="table" w:styleId="73">
     <w:name w:val="Medium List 1 Accent 3"/>
-    <w:basedOn w:val="32"/>
+    <w:basedOn w:val="33"/>
     <w:uiPriority w:val="65"/>
     <w:pPr>
       <w:spacing w:after="0" w:line="240" w:lineRule="auto"/>
@@ -5773,9 +5908,9 @@
       </w:tcPr>
     </w:tblStylePr>
   </w:style>
-  <w:style w:type="table" w:styleId="73">
+  <w:style w:type="table" w:styleId="74">
     <w:name w:val="Medium List 1 Accent 4"/>
-    <w:basedOn w:val="32"/>
+    <w:basedOn w:val="33"/>
     <w:uiPriority w:val="65"/>
     <w:pPr>
       <w:spacing w:after="0" w:line="240" w:lineRule="auto"/>
@@ -5863,9 +5998,9 @@
       </w:tcPr>
     </w:tblStylePr>
   </w:style>
-  <w:style w:type="table" w:styleId="74">
+  <w:style w:type="table" w:styleId="75">
     <w:name w:val="Medium List 1 Accent 5"/>
-    <w:basedOn w:val="32"/>
+    <w:basedOn w:val="33"/>
     <w:uiPriority w:val="65"/>
     <w:pPr>
       <w:spacing w:after="0" w:line="240" w:lineRule="auto"/>
@@ -5953,9 +6088,9 @@
       </w:tcPr>
     </w:tblStylePr>
   </w:style>
-  <w:style w:type="table" w:styleId="75">
+  <w:style w:type="table" w:styleId="76">
     <w:name w:val="Medium List 1 Accent 6"/>
-    <w:basedOn w:val="32"/>
+    <w:basedOn w:val="33"/>
     <w:uiPriority w:val="65"/>
     <w:pPr>
       <w:spacing w:after="0" w:line="240" w:lineRule="auto"/>
@@ -6043,9 +6178,9 @@
       </w:tcPr>
     </w:tblStylePr>
   </w:style>
-  <w:style w:type="table" w:styleId="76">
+  <w:style w:type="table" w:styleId="77">
     <w:name w:val="Medium List 2"/>
-    <w:basedOn w:val="32"/>
+    <w:basedOn w:val="33"/>
     <w:uiPriority w:val="66"/>
     <w:pPr>
       <w:spacing w:after="0" w:line="240" w:lineRule="auto"/>
@@ -6172,9 +6307,9 @@
       </w:tcPr>
     </w:tblStylePr>
   </w:style>
-  <w:style w:type="table" w:styleId="77">
+  <w:style w:type="table" w:styleId="78">
     <w:name w:val="Medium List 2 Accent 1"/>
-    <w:basedOn w:val="32"/>
+    <w:basedOn w:val="33"/>
     <w:uiPriority w:val="66"/>
     <w:pPr>
       <w:spacing w:after="0" w:line="240" w:lineRule="auto"/>
@@ -6301,9 +6436,9 @@
       </w:tcPr>
     </w:tblStylePr>
   </w:style>
-  <w:style w:type="table" w:styleId="78">
+  <w:style w:type="table" w:styleId="79">
     <w:name w:val="Medium List 2 Accent 2"/>
-    <w:basedOn w:val="32"/>
+    <w:basedOn w:val="33"/>
     <w:uiPriority w:val="66"/>
     <w:pPr>
       <w:spacing w:after="0" w:line="240" w:lineRule="auto"/>
@@ -6430,9 +6565,9 @@
       </w:tcPr>
     </w:tblStylePr>
   </w:style>
-  <w:style w:type="table" w:styleId="79">
+  <w:style w:type="table" w:styleId="80">
     <w:name w:val="Medium List 2 Accent 3"/>
-    <w:basedOn w:val="32"/>
+    <w:basedOn w:val="33"/>
     <w:uiPriority w:val="66"/>
     <w:pPr>
       <w:spacing w:after="0" w:line="240" w:lineRule="auto"/>
@@ -6559,9 +6694,9 @@
       </w:tcPr>
     </w:tblStylePr>
   </w:style>
-  <w:style w:type="table" w:styleId="80">
+  <w:style w:type="table" w:styleId="81">
     <w:name w:val="Medium List 2 Accent 4"/>
-    <w:basedOn w:val="32"/>
+    <w:basedOn w:val="33"/>
     <w:uiPriority w:val="66"/>
     <w:pPr>
       <w:spacing w:after="0" w:line="240" w:lineRule="auto"/>
@@ -6688,9 +6823,9 @@
       </w:tcPr>
     </w:tblStylePr>
   </w:style>
-  <w:style w:type="table" w:styleId="81">
+  <w:style w:type="table" w:styleId="82">
     <w:name w:val="Medium List 2 Accent 5"/>
-    <w:basedOn w:val="32"/>
+    <w:basedOn w:val="33"/>
     <w:uiPriority w:val="66"/>
     <w:pPr>
       <w:spacing w:after="0" w:line="240" w:lineRule="auto"/>
@@ -6817,9 +6952,9 @@
       </w:tcPr>
     </w:tblStylePr>
   </w:style>
-  <w:style w:type="table" w:styleId="82">
+  <w:style w:type="table" w:styleId="83">
     <w:name w:val="Medium List 2 Accent 6"/>
-    <w:basedOn w:val="32"/>
+    <w:basedOn w:val="33"/>
     <w:uiPriority w:val="66"/>
     <w:pPr>
       <w:spacing w:after="0" w:line="240" w:lineRule="auto"/>
@@ -6946,9 +7081,9 @@
       </w:tcPr>
     </w:tblStylePr>
   </w:style>
-  <w:style w:type="table" w:styleId="83">
+  <w:style w:type="table" w:styleId="84">
     <w:name w:val="Medium Grid 1"/>
-    <w:basedOn w:val="32"/>
+    <w:basedOn w:val="33"/>
     <w:uiPriority w:val="67"/>
     <w:pPr>
       <w:spacing w:after="0" w:line="240" w:lineRule="auto"/>
@@ -7015,9 +7150,9 @@
       </w:tcPr>
     </w:tblStylePr>
   </w:style>
-  <w:style w:type="table" w:styleId="84">
+  <w:style w:type="table" w:styleId="85">
     <w:name w:val="Medium Grid 1 Accent 1"/>
-    <w:basedOn w:val="32"/>
+    <w:basedOn w:val="33"/>
     <w:uiPriority w:val="67"/>
     <w:pPr>
       <w:spacing w:after="0" w:line="240" w:lineRule="auto"/>
@@ -7084,9 +7219,9 @@
       </w:tcPr>
     </w:tblStylePr>
   </w:style>
-  <w:style w:type="table" w:styleId="85">
+  <w:style w:type="table" w:styleId="86">
     <w:name w:val="Medium Grid 1 Accent 2"/>
-    <w:basedOn w:val="32"/>
+    <w:basedOn w:val="33"/>
     <w:uiPriority w:val="67"/>
     <w:pPr>
       <w:spacing w:after="0" w:line="240" w:lineRule="auto"/>
@@ -7153,9 +7288,9 @@
       </w:tcPr>
     </w:tblStylePr>
   </w:style>
-  <w:style w:type="table" w:styleId="86">
+  <w:style w:type="table" w:styleId="87">
     <w:name w:val="Medium Grid 1 Accent 3"/>
-    <w:basedOn w:val="32"/>
+    <w:basedOn w:val="33"/>
     <w:uiPriority w:val="67"/>
     <w:pPr>
       <w:spacing w:after="0" w:line="240" w:lineRule="auto"/>
@@ -7222,9 +7357,9 @@
       </w:tcPr>
     </w:tblStylePr>
   </w:style>
-  <w:style w:type="table" w:styleId="87">
+  <w:style w:type="table" w:styleId="88">
     <w:name w:val="Medium Grid 1 Accent 4"/>
-    <w:basedOn w:val="32"/>
+    <w:basedOn w:val="33"/>
     <w:uiPriority w:val="67"/>
     <w:pPr>
       <w:spacing w:after="0" w:line="240" w:lineRule="auto"/>
@@ -7291,9 +7426,9 @@
       </w:tcPr>
     </w:tblStylePr>
   </w:style>
-  <w:style w:type="table" w:styleId="88">
+  <w:style w:type="table" w:styleId="89">
     <w:name w:val="Medium Grid 1 Accent 5"/>
-    <w:basedOn w:val="32"/>
+    <w:basedOn w:val="33"/>
     <w:uiPriority w:val="67"/>
     <w:pPr>
       <w:spacing w:after="0" w:line="240" w:lineRule="auto"/>
@@ -7360,9 +7495,9 @@
       </w:tcPr>
     </w:tblStylePr>
   </w:style>
-  <w:style w:type="table" w:styleId="89">
+  <w:style w:type="table" w:styleId="90">
     <w:name w:val="Medium Grid 1 Accent 6"/>
-    <w:basedOn w:val="32"/>
+    <w:basedOn w:val="33"/>
     <w:uiPriority w:val="67"/>
     <w:pPr>
       <w:spacing w:after="0" w:line="240" w:lineRule="auto"/>
@@ -7429,9 +7564,9 @@
       </w:tcPr>
     </w:tblStylePr>
   </w:style>
-  <w:style w:type="table" w:styleId="90">
+  <w:style w:type="table" w:styleId="91">
     <w:name w:val="Medium Grid 2"/>
-    <w:basedOn w:val="32"/>
+    <w:basedOn w:val="33"/>
     <w:uiPriority w:val="68"/>
     <w:pPr>
       <w:spacing w:after="0" w:line="240" w:lineRule="auto"/>
@@ -7575,9 +7710,9 @@
       </w:tcPr>
     </w:tblStylePr>
   </w:style>
-  <w:style w:type="table" w:styleId="91">
+  <w:style w:type="table" w:styleId="92">
     <w:name w:val="Medium Grid 2 Accent 1"/>
-    <w:basedOn w:val="32"/>
+    <w:basedOn w:val="33"/>
     <w:uiPriority w:val="68"/>
     <w:pPr>
       <w:spacing w:after="0" w:line="240" w:lineRule="auto"/>
@@ -7721,9 +7856,9 @@
       </w:tcPr>
     </w:tblStylePr>
   </w:style>
-  <w:style w:type="table" w:styleId="92">
+  <w:style w:type="table" w:styleId="93">
     <w:name w:val="Medium Grid 2 Accent 2"/>
-    <w:basedOn w:val="32"/>
+    <w:basedOn w:val="33"/>
     <w:uiPriority w:val="68"/>
     <w:pPr>
       <w:spacing w:after="0" w:line="240" w:lineRule="auto"/>
@@ -7867,9 +8002,9 @@
       </w:tcPr>
     </w:tblStylePr>
   </w:style>
-  <w:style w:type="table" w:styleId="93">
+  <w:style w:type="table" w:styleId="94">
     <w:name w:val="Medium Grid 2 Accent 3"/>
-    <w:basedOn w:val="32"/>
+    <w:basedOn w:val="33"/>
     <w:uiPriority w:val="68"/>
     <w:pPr>
       <w:spacing w:after="0" w:line="240" w:lineRule="auto"/>
@@ -8013,9 +8148,9 @@
       </w:tcPr>
     </w:tblStylePr>
   </w:style>
-  <w:style w:type="table" w:styleId="94">
+  <w:style w:type="table" w:styleId="95">
     <w:name w:val="Medium Grid 2 Accent 4"/>
-    <w:basedOn w:val="32"/>
+    <w:basedOn w:val="33"/>
     <w:uiPriority w:val="68"/>
     <w:pPr>
       <w:spacing w:after="0" w:line="240" w:lineRule="auto"/>
@@ -8159,9 +8294,9 @@
       </w:tcPr>
     </w:tblStylePr>
   </w:style>
-  <w:style w:type="table" w:styleId="95">
+  <w:style w:type="table" w:styleId="96">
     <w:name w:val="Medium Grid 2 Accent 5"/>
-    <w:basedOn w:val="32"/>
+    <w:basedOn w:val="33"/>
     <w:uiPriority w:val="68"/>
     <w:pPr>
       <w:spacing w:after="0" w:line="240" w:lineRule="auto"/>
@@ -8305,9 +8440,9 @@
       </w:tcPr>
     </w:tblStylePr>
   </w:style>
-  <w:style w:type="table" w:styleId="96">
+  <w:style w:type="table" w:styleId="97">
     <w:name w:val="Medium Grid 2 Accent 6"/>
-    <w:basedOn w:val="32"/>
+    <w:basedOn w:val="33"/>
     <w:uiPriority w:val="68"/>
     <w:pPr>
       <w:spacing w:after="0" w:line="240" w:lineRule="auto"/>
@@ -8451,9 +8586,9 @@
       </w:tcPr>
     </w:tblStylePr>
   </w:style>
-  <w:style w:type="table" w:styleId="97">
+  <w:style w:type="table" w:styleId="98">
     <w:name w:val="Medium Grid 3"/>
-    <w:basedOn w:val="32"/>
+    <w:basedOn w:val="33"/>
     <w:uiPriority w:val="69"/>
     <w:pPr>
       <w:spacing w:after="0" w:line="240" w:lineRule="auto"/>
@@ -8608,9 +8743,9 @@
       </w:tcPr>
     </w:tblStylePr>
   </w:style>
-  <w:style w:type="table" w:styleId="98">
+  <w:style w:type="table" w:styleId="99">
     <w:name w:val="Medium Grid 3 Accent 1"/>
-    <w:basedOn w:val="32"/>
+    <w:basedOn w:val="33"/>
     <w:uiPriority w:val="69"/>
     <w:pPr>
       <w:spacing w:after="0" w:line="240" w:lineRule="auto"/>
@@ -8765,9 +8900,9 @@
       </w:tcPr>
     </w:tblStylePr>
   </w:style>
-  <w:style w:type="table" w:styleId="99">
+  <w:style w:type="table" w:styleId="100">
     <w:name w:val="Medium Grid 3 Accent 2"/>
-    <w:basedOn w:val="32"/>
+    <w:basedOn w:val="33"/>
     <w:uiPriority w:val="69"/>
     <w:pPr>
       <w:spacing w:after="0" w:line="240" w:lineRule="auto"/>
@@ -8922,9 +9057,9 @@
       </w:tcPr>
     </w:tblStylePr>
   </w:style>
-  <w:style w:type="table" w:styleId="100">
+  <w:style w:type="table" w:styleId="101">
     <w:name w:val="Medium Grid 3 Accent 3"/>
-    <w:basedOn w:val="32"/>
+    <w:basedOn w:val="33"/>
     <w:uiPriority w:val="69"/>
     <w:pPr>
       <w:spacing w:after="0" w:line="240" w:lineRule="auto"/>
@@ -9079,9 +9214,9 @@
       </w:tcPr>
     </w:tblStylePr>
   </w:style>
-  <w:style w:type="table" w:styleId="101">
+  <w:style w:type="table" w:styleId="102">
     <w:name w:val="Medium Grid 3 Accent 4"/>
-    <w:basedOn w:val="32"/>
+    <w:basedOn w:val="33"/>
     <w:uiPriority w:val="69"/>
     <w:pPr>
       <w:spacing w:after="0" w:line="240" w:lineRule="auto"/>
@@ -9236,9 +9371,9 @@
       </w:tcPr>
     </w:tblStylePr>
   </w:style>
-  <w:style w:type="table" w:styleId="102">
+  <w:style w:type="table" w:styleId="103">
     <w:name w:val="Medium Grid 3 Accent 5"/>
-    <w:basedOn w:val="32"/>
+    <w:basedOn w:val="33"/>
     <w:uiPriority w:val="69"/>
     <w:pPr>
       <w:spacing w:after="0" w:line="240" w:lineRule="auto"/>
@@ -9393,9 +9528,9 @@
       </w:tcPr>
     </w:tblStylePr>
   </w:style>
-  <w:style w:type="table" w:styleId="103">
+  <w:style w:type="table" w:styleId="104">
     <w:name w:val="Medium Grid 3 Accent 6"/>
-    <w:basedOn w:val="32"/>
+    <w:basedOn w:val="33"/>
     <w:uiPriority w:val="69"/>
     <w:pPr>
       <w:spacing w:after="0" w:line="240" w:lineRule="auto"/>
@@ -9550,9 +9685,9 @@
       </w:tcPr>
     </w:tblStylePr>
   </w:style>
-  <w:style w:type="table" w:styleId="104">
+  <w:style w:type="table" w:styleId="105">
     <w:name w:val="Dark List"/>
-    <w:basedOn w:val="32"/>
+    <w:basedOn w:val="33"/>
     <w:uiPriority w:val="70"/>
     <w:pPr>
       <w:spacing w:after="0" w:line="240" w:lineRule="auto"/>
@@ -9665,9 +9800,9 @@
       </w:tcPr>
     </w:tblStylePr>
   </w:style>
-  <w:style w:type="table" w:styleId="105">
+  <w:style w:type="table" w:styleId="106">
     <w:name w:val="Dark List Accent 1"/>
-    <w:basedOn w:val="32"/>
+    <w:basedOn w:val="33"/>
     <w:uiPriority w:val="70"/>
     <w:pPr>
       <w:spacing w:after="0" w:line="240" w:lineRule="auto"/>
@@ -9780,9 +9915,9 @@
       </w:tcPr>
     </w:tblStylePr>
   </w:style>
-  <w:style w:type="table" w:styleId="106">
+  <w:style w:type="table" w:styleId="107">
     <w:name w:val="Dark List Accent 2"/>
-    <w:basedOn w:val="32"/>
+    <w:basedOn w:val="33"/>
     <w:uiPriority w:val="70"/>
     <w:pPr>
       <w:spacing w:after="0" w:line="240" w:lineRule="auto"/>
@@ -9895,9 +10030,9 @@
       </w:tcPr>
     </w:tblStylePr>
   </w:style>
-  <w:style w:type="table" w:styleId="107">
+  <w:style w:type="table" w:styleId="108">
     <w:name w:val="Dark List Accent 3"/>
-    <w:basedOn w:val="32"/>
+    <w:basedOn w:val="33"/>
     <w:uiPriority w:val="70"/>
     <w:pPr>
       <w:spacing w:after="0" w:line="240" w:lineRule="auto"/>
@@ -10010,9 +10145,9 @@
       </w:tcPr>
     </w:tblStylePr>
   </w:style>
-  <w:style w:type="table" w:styleId="108">
+  <w:style w:type="table" w:styleId="109">
     <w:name w:val="Dark List Accent 4"/>
-    <w:basedOn w:val="32"/>
+    <w:basedOn w:val="33"/>
     <w:uiPriority w:val="70"/>
     <w:pPr>
       <w:spacing w:after="0" w:line="240" w:lineRule="auto"/>
@@ -10125,9 +10260,9 @@
       </w:tcPr>
     </w:tblStylePr>
   </w:style>
-  <w:style w:type="table" w:styleId="109">
+  <w:style w:type="table" w:styleId="110">
     <w:name w:val="Dark List Accent 5"/>
-    <w:basedOn w:val="32"/>
+    <w:basedOn w:val="33"/>
     <w:uiPriority w:val="70"/>
     <w:pPr>
       <w:spacing w:after="0" w:line="240" w:lineRule="auto"/>
@@ -10240,9 +10375,9 @@
       </w:tcPr>
     </w:tblStylePr>
   </w:style>
-  <w:style w:type="table" w:styleId="110">
+  <w:style w:type="table" w:styleId="111">
     <w:name w:val="Dark List Accent 6"/>
-    <w:basedOn w:val="32"/>
+    <w:basedOn w:val="33"/>
     <w:uiPriority w:val="70"/>
     <w:pPr>
       <w:spacing w:after="0" w:line="240" w:lineRule="auto"/>
@@ -10355,9 +10490,9 @@
       </w:tcPr>
     </w:tblStylePr>
   </w:style>
-  <w:style w:type="table" w:styleId="111">
+  <w:style w:type="table" w:styleId="112">
     <w:name w:val="Colorful Shading"/>
-    <w:basedOn w:val="32"/>
+    <w:basedOn w:val="33"/>
     <w:uiPriority w:val="71"/>
     <w:pPr>
       <w:spacing w:after="0" w:line="240" w:lineRule="auto"/>
@@ -10503,9 +10638,9 @@
       </w:rPr>
     </w:tblStylePr>
   </w:style>
-  <w:style w:type="table" w:styleId="112">
+  <w:style w:type="table" w:styleId="113">
     <w:name w:val="Colorful Shading Accent 1"/>
-    <w:basedOn w:val="32"/>
+    <w:basedOn w:val="33"/>
     <w:uiPriority w:val="71"/>
     <w:pPr>
       <w:spacing w:after="0" w:line="240" w:lineRule="auto"/>
@@ -10651,9 +10786,9 @@
       </w:rPr>
     </w:tblStylePr>
   </w:style>
-  <w:style w:type="table" w:styleId="113">
+  <w:style w:type="table" w:styleId="114">
     <w:name w:val="Colorful Shading Accent 2"/>
-    <w:basedOn w:val="32"/>
+    <w:basedOn w:val="33"/>
     <w:uiPriority w:val="71"/>
     <w:pPr>
       <w:spacing w:after="0" w:line="240" w:lineRule="auto"/>
@@ -10799,9 +10934,9 @@
       </w:rPr>
     </w:tblStylePr>
   </w:style>
-  <w:style w:type="table" w:styleId="114">
+  <w:style w:type="table" w:styleId="115">
     <w:name w:val="Colorful Shading Accent 3"/>
-    <w:basedOn w:val="32"/>
+    <w:basedOn w:val="33"/>
     <w:uiPriority w:val="71"/>
     <w:pPr>
       <w:spacing w:after="0" w:line="240" w:lineRule="auto"/>
@@ -10927,9 +11062,9 @@
       </w:tcPr>
     </w:tblStylePr>
   </w:style>
-  <w:style w:type="table" w:styleId="115">
+  <w:style w:type="table" w:styleId="116">
     <w:name w:val="Colorful Shading Accent 4"/>
-    <w:basedOn w:val="32"/>
+    <w:basedOn w:val="33"/>
     <w:uiPriority w:val="71"/>
     <w:pPr>
       <w:spacing w:after="0" w:line="240" w:lineRule="auto"/>
@@ -11075,9 +11210,9 @@
       </w:rPr>
     </w:tblStylePr>
   </w:style>
-  <w:style w:type="table" w:styleId="116">
+  <w:style w:type="table" w:styleId="117">
     <w:name w:val="Colorful Shading Accent 5"/>
-    <w:basedOn w:val="32"/>
+    <w:basedOn w:val="33"/>
     <w:uiPriority w:val="71"/>
     <w:pPr>
       <w:spacing w:after="0" w:line="240" w:lineRule="auto"/>
@@ -11223,9 +11358,9 @@
       </w:rPr>
     </w:tblStylePr>
   </w:style>
-  <w:style w:type="table" w:styleId="117">
+  <w:style w:type="table" w:styleId="118">
     <w:name w:val="Colorful Shading Accent 6"/>
-    <w:basedOn w:val="32"/>
+    <w:basedOn w:val="33"/>
     <w:uiPriority w:val="71"/>
     <w:pPr>
       <w:spacing w:after="0" w:line="240" w:lineRule="auto"/>
@@ -11371,9 +11506,9 @@
       </w:rPr>
     </w:tblStylePr>
   </w:style>
-  <w:style w:type="table" w:styleId="118">
+  <w:style w:type="table" w:styleId="119">
     <w:name w:val="Colorful List"/>
-    <w:basedOn w:val="32"/>
+    <w:basedOn w:val="33"/>
     <w:uiPriority w:val="72"/>
     <w:pPr>
       <w:spacing w:after="0" w:line="240" w:lineRule="auto"/>
@@ -11463,9 +11598,9 @@
       </w:tcPr>
     </w:tblStylePr>
   </w:style>
-  <w:style w:type="table" w:styleId="119">
+  <w:style w:type="table" w:styleId="120">
     <w:name w:val="Colorful List Accent 1"/>
-    <w:basedOn w:val="32"/>
+    <w:basedOn w:val="33"/>
     <w:uiPriority w:val="72"/>
     <w:pPr>
       <w:spacing w:after="0" w:line="240" w:lineRule="auto"/>
@@ -11555,9 +11690,9 @@
       </w:tcPr>
     </w:tblStylePr>
   </w:style>
-  <w:style w:type="table" w:styleId="120">
+  <w:style w:type="table" w:styleId="121">
     <w:name w:val="Colorful List Accent 2"/>
-    <w:basedOn w:val="32"/>
+    <w:basedOn w:val="33"/>
     <w:uiPriority w:val="72"/>
     <w:pPr>
       <w:spacing w:after="0" w:line="240" w:lineRule="auto"/>
@@ -11647,9 +11782,9 @@
       </w:tcPr>
     </w:tblStylePr>
   </w:style>
-  <w:style w:type="table" w:styleId="121">
+  <w:style w:type="table" w:styleId="122">
     <w:name w:val="Colorful List Accent 3"/>
-    <w:basedOn w:val="32"/>
+    <w:basedOn w:val="33"/>
     <w:uiPriority w:val="72"/>
     <w:pPr>
       <w:spacing w:after="0" w:line="240" w:lineRule="auto"/>
@@ -11739,9 +11874,9 @@
       </w:tcPr>
     </w:tblStylePr>
   </w:style>
-  <w:style w:type="table" w:styleId="122">
+  <w:style w:type="table" w:styleId="123">
     <w:name w:val="Colorful List Accent 4"/>
-    <w:basedOn w:val="32"/>
+    <w:basedOn w:val="33"/>
     <w:uiPriority w:val="72"/>
     <w:pPr>
       <w:spacing w:after="0" w:line="240" w:lineRule="auto"/>
@@ -11831,9 +11966,9 @@
       </w:tcPr>
     </w:tblStylePr>
   </w:style>
-  <w:style w:type="table" w:styleId="123">
+  <w:style w:type="table" w:styleId="124">
     <w:name w:val="Colorful List Accent 5"/>
-    <w:basedOn w:val="32"/>
+    <w:basedOn w:val="33"/>
     <w:uiPriority w:val="72"/>
     <w:pPr>
       <w:spacing w:after="0" w:line="240" w:lineRule="auto"/>
@@ -11923,9 +12058,9 @@
       </w:tcPr>
     </w:tblStylePr>
   </w:style>
-  <w:style w:type="table" w:styleId="124">
+  <w:style w:type="table" w:styleId="125">
     <w:name w:val="Colorful List Accent 6"/>
-    <w:basedOn w:val="32"/>
+    <w:basedOn w:val="33"/>
     <w:uiPriority w:val="72"/>
     <w:pPr>
       <w:spacing w:after="0" w:line="240" w:lineRule="auto"/>
@@ -12015,9 +12150,9 @@
       </w:tcPr>
     </w:tblStylePr>
   </w:style>
-  <w:style w:type="table" w:styleId="125">
+  <w:style w:type="table" w:styleId="126">
     <w:name w:val="Colorful Grid"/>
-    <w:basedOn w:val="32"/>
+    <w:basedOn w:val="33"/>
     <w:uiPriority w:val="73"/>
     <w:pPr>
       <w:spacing w:after="0" w:line="240" w:lineRule="auto"/>
@@ -12111,9 +12246,9 @@
       </w:tcPr>
     </w:tblStylePr>
   </w:style>
-  <w:style w:type="table" w:styleId="126">
+  <w:style w:type="table" w:styleId="127">
     <w:name w:val="Colorful Grid Accent 1"/>
-    <w:basedOn w:val="32"/>
+    <w:basedOn w:val="33"/>
     <w:uiPriority w:val="73"/>
     <w:pPr>
       <w:spacing w:after="0" w:line="240" w:lineRule="auto"/>
@@ -12207,9 +12342,9 @@
       </w:tcPr>
     </w:tblStylePr>
   </w:style>
-  <w:style w:type="table" w:styleId="127">
+  <w:style w:type="table" w:styleId="128">
     <w:name w:val="Colorful Grid Accent 2"/>
-    <w:basedOn w:val="32"/>
+    <w:basedOn w:val="33"/>
     <w:uiPriority w:val="73"/>
     <w:pPr>
       <w:spacing w:after="0" w:line="240" w:lineRule="auto"/>
@@ -12303,9 +12438,9 @@
       </w:tcPr>
     </w:tblStylePr>
   </w:style>
-  <w:style w:type="table" w:styleId="128">
+  <w:style w:type="table" w:styleId="129">
     <w:name w:val="Colorful Grid Accent 3"/>
-    <w:basedOn w:val="32"/>
+    <w:basedOn w:val="33"/>
     <w:uiPriority w:val="73"/>
     <w:pPr>
       <w:spacing w:after="0" w:line="240" w:lineRule="auto"/>
@@ -12399,9 +12534,9 @@
       </w:tcPr>
     </w:tblStylePr>
   </w:style>
-  <w:style w:type="table" w:styleId="129">
+  <w:style w:type="table" w:styleId="130">
     <w:name w:val="Colorful Grid Accent 4"/>
-    <w:basedOn w:val="32"/>
+    <w:basedOn w:val="33"/>
     <w:uiPriority w:val="73"/>
     <w:pPr>
       <w:spacing w:after="0" w:line="240" w:lineRule="auto"/>
@@ -12495,9 +12630,9 @@
       </w:tcPr>
     </w:tblStylePr>
   </w:style>
-  <w:style w:type="table" w:styleId="130">
+  <w:style w:type="table" w:styleId="131">
     <w:name w:val="Colorful Grid Accent 5"/>
-    <w:basedOn w:val="32"/>
+    <w:basedOn w:val="33"/>
     <w:uiPriority w:val="73"/>
     <w:pPr>
       <w:spacing w:after="0" w:line="240" w:lineRule="auto"/>
@@ -12591,9 +12726,9 @@
       </w:tcPr>
     </w:tblStylePr>
   </w:style>
-  <w:style w:type="table" w:styleId="131">
+  <w:style w:type="table" w:styleId="132">
     <w:name w:val="Colorful Grid Accent 6"/>
-    <w:basedOn w:val="32"/>
+    <w:basedOn w:val="33"/>
     <w:uiPriority w:val="73"/>
     <w:pPr>
       <w:spacing w:after="0" w:line="240" w:lineRule="auto"/>
@@ -12687,9 +12822,9 @@
       </w:tcPr>
     </w:tblStylePr>
   </w:style>
-  <w:style w:type="character" w:styleId="133">
+  <w:style w:type="character" w:styleId="134">
     <w:name w:val="Strong"/>
-    <w:basedOn w:val="132"/>
+    <w:basedOn w:val="133"/>
     <w:qFormat/>
     <w:uiPriority w:val="22"/>
     <w:rPr>
@@ -12697,9 +12832,9 @@
       <w:bCs/>
     </w:rPr>
   </w:style>
-  <w:style w:type="character" w:styleId="134">
+  <w:style w:type="character" w:styleId="135">
     <w:name w:val="Emphasis"/>
-    <w:basedOn w:val="132"/>
+    <w:basedOn w:val="133"/>
     <w:qFormat/>
     <w:uiPriority w:val="20"/>
     <w:rPr>
@@ -12707,19 +12842,19 @@
       <w:iCs/>
     </w:rPr>
   </w:style>
-  <w:style w:type="character" w:customStyle="1" w:styleId="135">
+  <w:style w:type="character" w:customStyle="1" w:styleId="136">
     <w:name w:val="Header Char"/>
-    <w:basedOn w:val="132"/>
+    <w:basedOn w:val="133"/>
+    <w:link w:val="26"/>
+    <w:uiPriority w:val="99"/>
+  </w:style>
+  <w:style w:type="character" w:customStyle="1" w:styleId="137">
+    <w:name w:val="Footer Char"/>
+    <w:basedOn w:val="133"/>
     <w:link w:val="25"/>
     <w:uiPriority w:val="99"/>
   </w:style>
-  <w:style w:type="character" w:customStyle="1" w:styleId="136">
-    <w:name w:val="Footer Char"/>
-    <w:basedOn w:val="132"/>
-    <w:link w:val="24"/>
-    <w:uiPriority w:val="99"/>
-  </w:style>
-  <w:style w:type="paragraph" w:styleId="137">
+  <w:style w:type="paragraph" w:styleId="138">
     <w:name w:val="No Spacing"/>
     <w:qFormat/>
     <w:uiPriority w:val="1"/>
@@ -12733,9 +12868,9 @@
       <w:lang w:val="en-US" w:eastAsia="en-US" w:bidi="ar-SA"/>
     </w:rPr>
   </w:style>
-  <w:style w:type="character" w:customStyle="1" w:styleId="138">
+  <w:style w:type="character" w:customStyle="1" w:styleId="139">
     <w:name w:val="Heading 1 Char"/>
-    <w:basedOn w:val="132"/>
+    <w:basedOn w:val="133"/>
     <w:link w:val="3"/>
     <w:uiPriority w:val="9"/>
     <w:rPr>
@@ -12747,9 +12882,9 @@
       <w:szCs w:val="28"/>
     </w:rPr>
   </w:style>
-  <w:style w:type="character" w:customStyle="1" w:styleId="139">
+  <w:style w:type="character" w:customStyle="1" w:styleId="140">
     <w:name w:val="Heading 2 Char"/>
-    <w:basedOn w:val="132"/>
+    <w:basedOn w:val="133"/>
     <w:link w:val="4"/>
     <w:uiPriority w:val="9"/>
     <w:rPr>
@@ -12766,9 +12901,9 @@
       </w14:textFill>
     </w:rPr>
   </w:style>
-  <w:style w:type="character" w:customStyle="1" w:styleId="140">
+  <w:style w:type="character" w:customStyle="1" w:styleId="141">
     <w:name w:val="Heading 3 Char"/>
-    <w:basedOn w:val="132"/>
+    <w:basedOn w:val="133"/>
     <w:link w:val="5"/>
     <w:uiPriority w:val="9"/>
     <w:rPr>
@@ -12783,10 +12918,10 @@
       </w14:textFill>
     </w:rPr>
   </w:style>
-  <w:style w:type="character" w:customStyle="1" w:styleId="141">
+  <w:style w:type="character" w:customStyle="1" w:styleId="142">
     <w:name w:val="Title Char"/>
-    <w:basedOn w:val="132"/>
-    <w:link w:val="31"/>
+    <w:basedOn w:val="133"/>
+    <w:link w:val="32"/>
     <w:uiPriority w:val="10"/>
     <w:rPr>
       <w:rFonts w:asciiTheme="majorHAnsi" w:hAnsiTheme="majorHAnsi" w:eastAsiaTheme="majorEastAsia" w:cstheme="majorBidi"/>
@@ -12797,10 +12932,10 @@
       <w:szCs w:val="52"/>
     </w:rPr>
   </w:style>
-  <w:style w:type="character" w:customStyle="1" w:styleId="142">
+  <w:style w:type="character" w:customStyle="1" w:styleId="143">
     <w:name w:val="Subtitle Char"/>
-    <w:basedOn w:val="132"/>
-    <w:link w:val="26"/>
+    <w:basedOn w:val="133"/>
+    <w:link w:val="27"/>
     <w:uiPriority w:val="11"/>
     <w:rPr>
       <w:rFonts w:asciiTheme="majorHAnsi" w:hAnsiTheme="majorHAnsi" w:eastAsiaTheme="majorEastAsia" w:cstheme="majorBidi"/>
@@ -12817,7 +12952,7 @@
       </w14:textFill>
     </w:rPr>
   </w:style>
-  <w:style w:type="paragraph" w:styleId="143">
+  <w:style w:type="paragraph" w:styleId="144">
     <w:name w:val="List Paragraph"/>
     <w:basedOn w:val="1"/>
     <w:qFormat/>
@@ -12827,31 +12962,31 @@
       <w:contextualSpacing/>
     </w:pPr>
   </w:style>
-  <w:style w:type="character" w:customStyle="1" w:styleId="144">
+  <w:style w:type="character" w:customStyle="1" w:styleId="145">
     <w:name w:val="Body Text Char"/>
-    <w:basedOn w:val="132"/>
-    <w:link w:val="19"/>
+    <w:basedOn w:val="133"/>
+    <w:link w:val="20"/>
     <w:uiPriority w:val="99"/>
   </w:style>
-  <w:style w:type="character" w:customStyle="1" w:styleId="145">
+  <w:style w:type="character" w:customStyle="1" w:styleId="146">
     <w:name w:val="Body Text 2 Char"/>
-    <w:basedOn w:val="132"/>
-    <w:link w:val="28"/>
+    <w:basedOn w:val="133"/>
+    <w:link w:val="29"/>
     <w:uiPriority w:val="99"/>
   </w:style>
-  <w:style w:type="character" w:customStyle="1" w:styleId="146">
+  <w:style w:type="character" w:customStyle="1" w:styleId="147">
     <w:name w:val="Body Text 3 Char"/>
-    <w:basedOn w:val="132"/>
-    <w:link w:val="17"/>
+    <w:basedOn w:val="133"/>
+    <w:link w:val="18"/>
     <w:uiPriority w:val="99"/>
     <w:rPr>
       <w:sz w:val="16"/>
       <w:szCs w:val="16"/>
     </w:rPr>
   </w:style>
-  <w:style w:type="character" w:customStyle="1" w:styleId="147">
+  <w:style w:type="character" w:customStyle="1" w:styleId="148">
     <w:name w:val="Macro Text Char"/>
-    <w:basedOn w:val="132"/>
+    <w:basedOn w:val="133"/>
     <w:link w:val="2"/>
     <w:uiPriority w:val="99"/>
     <w:rPr>
@@ -12860,11 +12995,11 @@
       <w:szCs w:val="20"/>
     </w:rPr>
   </w:style>
-  <w:style w:type="paragraph" w:styleId="148">
+  <w:style w:type="paragraph" w:styleId="149">
     <w:name w:val="Quote"/>
     <w:basedOn w:val="1"/>
     <w:next w:val="1"/>
-    <w:link w:val="149"/>
+    <w:link w:val="150"/>
     <w:qFormat/>
     <w:uiPriority w:val="29"/>
     <w:rPr>
@@ -12878,10 +13013,10 @@
       </w14:textFill>
     </w:rPr>
   </w:style>
-  <w:style w:type="character" w:customStyle="1" w:styleId="149">
+  <w:style w:type="character" w:customStyle="1" w:styleId="150">
     <w:name w:val="Quote Char"/>
-    <w:basedOn w:val="132"/>
-    <w:link w:val="148"/>
+    <w:basedOn w:val="133"/>
+    <w:link w:val="149"/>
     <w:uiPriority w:val="29"/>
     <w:rPr>
       <w:i/>
@@ -12894,9 +13029,9 @@
       </w14:textFill>
     </w:rPr>
   </w:style>
-  <w:style w:type="character" w:customStyle="1" w:styleId="150">
+  <w:style w:type="character" w:customStyle="1" w:styleId="151">
     <w:name w:val="Heading 4 Char"/>
-    <w:basedOn w:val="132"/>
+    <w:basedOn w:val="133"/>
     <w:link w:val="6"/>
     <w:semiHidden/>
     <w:uiPriority w:val="9"/>
@@ -12914,9 +13049,9 @@
       </w14:textFill>
     </w:rPr>
   </w:style>
-  <w:style w:type="character" w:customStyle="1" w:styleId="151">
+  <w:style w:type="character" w:customStyle="1" w:styleId="152">
     <w:name w:val="Heading 5 Char"/>
-    <w:basedOn w:val="132"/>
+    <w:basedOn w:val="133"/>
     <w:link w:val="7"/>
     <w:semiHidden/>
     <w:uiPriority w:val="9"/>
@@ -12925,9 +13060,9 @@
       <w:color w:val="254061" w:themeColor="accent1" w:themeShade="80"/>
     </w:rPr>
   </w:style>
-  <w:style w:type="character" w:customStyle="1" w:styleId="152">
+  <w:style w:type="character" w:customStyle="1" w:styleId="153">
     <w:name w:val="Heading 6 Char"/>
-    <w:basedOn w:val="132"/>
+    <w:basedOn w:val="133"/>
     <w:link w:val="8"/>
     <w:semiHidden/>
     <w:uiPriority w:val="9"/>
@@ -12938,9 +13073,9 @@
       <w:color w:val="254061" w:themeColor="accent1" w:themeShade="80"/>
     </w:rPr>
   </w:style>
-  <w:style w:type="character" w:customStyle="1" w:styleId="153">
+  <w:style w:type="character" w:customStyle="1" w:styleId="154">
     <w:name w:val="Heading 7 Char"/>
-    <w:basedOn w:val="132"/>
+    <w:basedOn w:val="133"/>
     <w:link w:val="9"/>
     <w:semiHidden/>
     <w:uiPriority w:val="9"/>
@@ -12959,9 +13094,9 @@
       </w14:textFill>
     </w:rPr>
   </w:style>
-  <w:style w:type="character" w:customStyle="1" w:styleId="154">
+  <w:style w:type="character" w:customStyle="1" w:styleId="155">
     <w:name w:val="Heading 8 Char"/>
-    <w:basedOn w:val="132"/>
+    <w:basedOn w:val="133"/>
     <w:link w:val="10"/>
     <w:semiHidden/>
     <w:uiPriority w:val="9"/>
@@ -12977,9 +13112,9 @@
       </w14:textFill>
     </w:rPr>
   </w:style>
-  <w:style w:type="character" w:customStyle="1" w:styleId="155">
+  <w:style w:type="character" w:customStyle="1" w:styleId="156">
     <w:name w:val="Heading 9 Char"/>
-    <w:basedOn w:val="132"/>
+    <w:basedOn w:val="133"/>
     <w:link w:val="11"/>
     <w:semiHidden/>
     <w:uiPriority w:val="9"/>
@@ -13000,11 +13135,11 @@
       </w14:textFill>
     </w:rPr>
   </w:style>
-  <w:style w:type="paragraph" w:styleId="156">
+  <w:style w:type="paragraph" w:styleId="157">
     <w:name w:val="Intense Quote"/>
     <w:basedOn w:val="1"/>
     <w:next w:val="1"/>
-    <w:link w:val="157"/>
+    <w:link w:val="158"/>
     <w:qFormat/>
     <w:uiPriority w:val="30"/>
     <w:pPr>
@@ -13027,10 +13162,10 @@
       </w14:textFill>
     </w:rPr>
   </w:style>
-  <w:style w:type="character" w:customStyle="1" w:styleId="157">
+  <w:style w:type="character" w:customStyle="1" w:styleId="158">
     <w:name w:val="Intense Quote Char"/>
-    <w:basedOn w:val="132"/>
-    <w:link w:val="156"/>
+    <w:basedOn w:val="133"/>
+    <w:link w:val="157"/>
     <w:uiPriority w:val="30"/>
     <w:rPr>
       <w:b/>
@@ -13045,9 +13180,9 @@
       </w14:textFill>
     </w:rPr>
   </w:style>
-  <w:style w:type="character" w:customStyle="1" w:styleId="158">
+  <w:style w:type="character" w:customStyle="1" w:styleId="159">
     <w:name w:val="Subtle Emphasis"/>
-    <w:basedOn w:val="132"/>
+    <w:basedOn w:val="133"/>
     <w:qFormat/>
     <w:uiPriority w:val="19"/>
     <w:rPr>
@@ -13064,9 +13199,9 @@
       </w14:textFill>
     </w:rPr>
   </w:style>
-  <w:style w:type="character" w:customStyle="1" w:styleId="159">
+  <w:style w:type="character" w:customStyle="1" w:styleId="160">
     <w:name w:val="Intense Emphasis"/>
-    <w:basedOn w:val="132"/>
+    <w:basedOn w:val="133"/>
     <w:qFormat/>
     <w:uiPriority w:val="21"/>
     <w:rPr>
@@ -13082,9 +13217,9 @@
       </w14:textFill>
     </w:rPr>
   </w:style>
-  <w:style w:type="character" w:customStyle="1" w:styleId="160">
+  <w:style w:type="character" w:customStyle="1" w:styleId="161">
     <w:name w:val="Subtle Reference"/>
-    <w:basedOn w:val="132"/>
+    <w:basedOn w:val="133"/>
     <w:qFormat/>
     <w:uiPriority w:val="31"/>
     <w:rPr>
@@ -13098,9 +13233,9 @@
       </w14:textFill>
     </w:rPr>
   </w:style>
-  <w:style w:type="character" w:customStyle="1" w:styleId="161">
+  <w:style w:type="character" w:customStyle="1" w:styleId="162">
     <w:name w:val="Intense Reference"/>
-    <w:basedOn w:val="132"/>
+    <w:basedOn w:val="133"/>
     <w:qFormat/>
     <w:uiPriority w:val="32"/>
     <w:rPr>
@@ -13117,9 +13252,9 @@
       </w14:textFill>
     </w:rPr>
   </w:style>
-  <w:style w:type="character" w:customStyle="1" w:styleId="162">
+  <w:style w:type="character" w:customStyle="1" w:styleId="163">
     <w:name w:val="Book Title"/>
-    <w:basedOn w:val="132"/>
+    <w:basedOn w:val="133"/>
     <w:qFormat/>
     <w:uiPriority w:val="33"/>
     <w:rPr>
@@ -13129,7 +13264,7 @@
       <w:spacing w:val="5"/>
     </w:rPr>
   </w:style>
-  <w:style w:type="paragraph" w:customStyle="1" w:styleId="163">
+  <w:style w:type="paragraph" w:customStyle="1" w:styleId="164">
     <w:name w:val="TOC Heading"/>
     <w:basedOn w:val="3"/>
     <w:next w:val="1"/>

--- a/essays/论云原生架构及其应用-俞振江-修订版.docx
+++ b/essays/论云原生架构及其应用-俞振江-修订版.docx
@@ -131,7 +131,26 @@
           <w:rFonts w:ascii="Times New Roman" w:hAnsi="Times New Roman" w:eastAsia="宋体"/>
           <w:sz w:val="24"/>
         </w:rPr>
-        <w:t>Agent 实例天然有状态（在线状态、记忆、会话、沙箱），其状态管理是云原生能力的关键落点。我们引入 Kubernetes，为核心服务定义 Deployment，配置就绪与存活双探针实现滚动更新与故障自愈，并为高并发的 LLM 网关配置 HPA（CPU 70% 阈值，1～5 副本自动伸缩），体现韧性与弹性原则。</w:t>
+        <w:t xml:space="preserve">Agent 实例天然有状态（在线状态、记忆、会话、沙箱），其状态管理是云原生能力的关键落点。我们引入 Kubernetes，为核心服务定义 </w:t>
+      </w:r>
+      <w:commentRangeStart w:id="5"/>
+      <w:r>
+        <w:rPr>
+          <w:rFonts w:ascii="Times New Roman" w:hAnsi="Times New Roman" w:eastAsia="宋体"/>
+          <w:sz w:val="24"/>
+        </w:rPr>
+        <w:t>Deployment</w:t>
+      </w:r>
+      <w:commentRangeEnd w:id="5"/>
+      <w:r>
+        <w:commentReference w:id="5"/>
+      </w:r>
+      <w:r>
+        <w:rPr>
+          <w:rFonts w:ascii="Times New Roman" w:hAnsi="Times New Roman" w:eastAsia="宋体"/>
+          <w:sz w:val="24"/>
+        </w:rPr>
+        <w:t>，配置就绪与存活双探针实现滚动更新与故障自愈，并为高并发的 LLM 网关配置 HPA（CPU 70% 阈值，1～5 副本自动伸缩），体现韧性与弹性原则。</w:t>
       </w:r>
     </w:p>
     <w:p>
@@ -144,7 +163,26 @@
           <w:rFonts w:ascii="Times New Roman" w:hAnsi="Times New Roman" w:eastAsia="宋体"/>
           <w:sz w:val="24"/>
         </w:rPr>
-        <w:t>状态外置方面，Agent 状态持久化到 PostgreSQL 的 agent_instance 表，字段含实例 ID、所属租户、在线状态、最后心跳时间与沙箱资产地址；心跳每15秒更新一次，超过60秒未更新则标记为离线并由控制器触发重建，重建后从 OSS 拉取记忆快照恢复上下文。为避免并发重建产生双活，状态迁移以“实例 ID + 版本号”做乐观锁，并以 StatefulSet 管理实例生命周期，实现状态外置、可迁移、可恢复，既体现存储计算分离模式，也落实了微服务数据存储隔离的纵向约束。</w:t>
+        <w:t xml:space="preserve">状态外置方面，Agent 状态持久化到 PostgreSQL 的 agent_instance 表，字段含实例 ID、所属租户、在线状态、最后心跳时间与沙箱资产地址；心跳每15秒更新一次，超过60秒未更新则标记为离线并由控制器触发重建，重建后从 OSS 拉取记忆快照恢复上下文。为避免并发重建产生双活，状态迁移以“实例 ID + 版本号”做乐观锁，并以 </w:t>
+      </w:r>
+      <w:commentRangeStart w:id="6"/>
+      <w:r>
+        <w:rPr>
+          <w:rFonts w:ascii="Times New Roman" w:hAnsi="Times New Roman" w:eastAsia="宋体"/>
+          <w:sz w:val="24"/>
+        </w:rPr>
+        <w:t xml:space="preserve">StatefulSet </w:t>
+      </w:r>
+      <w:commentRangeEnd w:id="6"/>
+      <w:r>
+        <w:commentReference w:id="6"/>
+      </w:r>
+      <w:r>
+        <w:rPr>
+          <w:rFonts w:ascii="Times New Roman" w:hAnsi="Times New Roman" w:eastAsia="宋体"/>
+          <w:sz w:val="24"/>
+        </w:rPr>
+        <w:t>管理实例生命周期，实现状态外置、可迁移、可恢复，既体现存储计算分离模式，也落实了微服务数据存储隔离的纵向约束。</w:t>
       </w:r>
     </w:p>
     <w:p>
@@ -157,7 +195,45 @@
           <w:rFonts w:ascii="Times New Roman" w:hAnsi="Times New Roman" w:eastAsia="宋体"/>
           <w:sz w:val="24"/>
         </w:rPr>
-        <w:t>安全方面，针对 LLM 网关设计 NetworkPolicy 实施零信任：入口仅允许核心平台与 Agent 集群访问其 3001 端口，出口仅放行 DNS、PostgreSQL（5432）与外部 LLM 提供商的 HTTPS（443），并以 WebSocket 反向代理提供沙箱安全运维通道。相比 Docker Compose，Kubernetes 提供细粒度资源配额、自动伸缩与网络策略能力，代价是运维复杂度上升，我们以 Terraform 将其收敛于平台层；暴露面收敛为 3001/5432/443 三个端口，攻击面可穷举、可审计。</w:t>
+        <w:t xml:space="preserve">安全方面，针对 LLM 网关设计 </w:t>
+      </w:r>
+      <w:commentRangeStart w:id="7"/>
+      <w:r>
+        <w:rPr>
+          <w:rFonts w:ascii="Times New Roman" w:hAnsi="Times New Roman" w:eastAsia="宋体"/>
+          <w:sz w:val="24"/>
+        </w:rPr>
+        <w:t>NetworkPolicy</w:t>
+      </w:r>
+      <w:commentRangeEnd w:id="7"/>
+      <w:r>
+        <w:commentReference w:id="7"/>
+      </w:r>
+      <w:r>
+        <w:rPr>
+          <w:rFonts w:ascii="Times New Roman" w:hAnsi="Times New Roman" w:eastAsia="宋体"/>
+          <w:sz w:val="24"/>
+        </w:rPr>
+        <w:t xml:space="preserve"> 实施零信任：入口仅允许核心平台与 Agent 集群访问其 3001 端口，出口仅放行 DNS、PostgreSQL（5432）与外部 LLM 提供商的 HTTPS（443），并以 WebSocket 反向代理提供沙箱安全运维通道。相比 Docker Compose，Kubernetes 提供细粒度资源配额、自动伸缩与网络策略能力，代价是运维复杂度上升，我们以 </w:t>
+      </w:r>
+      <w:commentRangeStart w:id="8"/>
+      <w:r>
+        <w:rPr>
+          <w:rFonts w:ascii="Times New Roman" w:hAnsi="Times New Roman" w:eastAsia="宋体"/>
+          <w:sz w:val="24"/>
+        </w:rPr>
+        <w:t xml:space="preserve">Terraform </w:t>
+      </w:r>
+      <w:commentRangeEnd w:id="8"/>
+      <w:r>
+        <w:commentReference w:id="8"/>
+      </w:r>
+      <w:r>
+        <w:rPr>
+          <w:rFonts w:ascii="Times New Roman" w:hAnsi="Times New Roman" w:eastAsia="宋体"/>
+          <w:sz w:val="24"/>
+        </w:rPr>
+        <w:t>将其收敛于平台层；暴露面收敛为 3001/5432/443 三个端口，攻击面可穷举、可审计。</w:t>
       </w:r>
     </w:p>
     <w:p>
@@ -166,14 +242,164 @@
         <w:ind w:firstLine="480"/>
       </w:pPr>
       <w:r>
-        <w:commentReference w:id="5"/>
+        <w:commentReference w:id="9"/>
       </w:r>
       <w:r>
         <w:rPr>
           <w:rFonts w:ascii="Times New Roman" w:hAnsi="Times New Roman" w:eastAsia="宋体"/>
           <w:sz w:val="24"/>
         </w:rPr>
-        <w:t>可观测性按三支柱落地：Metrics 用 Prometheus 采集各服务请求量、错误率与 P95 延迟，Grafana 出图；Logging 用 Loki 聚合结构化日志，按 requestId 串联；Tracing 用 Tempo 存储调用链，采样率设为20%。告警规则共28条，覆盖服务存活、LLM 调用失败率与任务队列积压三类，经飞书 Webhook 推送至值班群。</w:t>
+        <w:t>可观测性按三支柱落地：</w:t>
+      </w:r>
+      <w:commentRangeStart w:id="10"/>
+      <w:r>
+        <w:rPr>
+          <w:rFonts w:ascii="Times New Roman" w:hAnsi="Times New Roman" w:eastAsia="宋体"/>
+          <w:sz w:val="24"/>
+        </w:rPr>
+        <w:t xml:space="preserve">Metrics </w:t>
+      </w:r>
+      <w:commentRangeEnd w:id="10"/>
+      <w:r>
+        <w:commentReference w:id="10"/>
+      </w:r>
+      <w:r>
+        <w:rPr>
+          <w:rFonts w:ascii="Times New Roman" w:hAnsi="Times New Roman" w:eastAsia="宋体"/>
+          <w:sz w:val="24"/>
+        </w:rPr>
+        <w:t xml:space="preserve">用 </w:t>
+      </w:r>
+      <w:commentRangeStart w:id="11"/>
+      <w:r>
+        <w:rPr>
+          <w:rFonts w:ascii="Times New Roman" w:hAnsi="Times New Roman" w:eastAsia="宋体"/>
+          <w:sz w:val="24"/>
+        </w:rPr>
+        <w:t xml:space="preserve">Prometheus </w:t>
+      </w:r>
+      <w:commentRangeEnd w:id="11"/>
+      <w:r>
+        <w:commentReference w:id="11"/>
+      </w:r>
+      <w:r>
+        <w:rPr>
+          <w:rFonts w:ascii="Times New Roman" w:hAnsi="Times New Roman" w:eastAsia="宋体"/>
+          <w:sz w:val="24"/>
+        </w:rPr>
+        <w:t>采集各服务请求量、错误率与 P95 延迟，</w:t>
+      </w:r>
+      <w:commentRangeStart w:id="12"/>
+      <w:r>
+        <w:rPr>
+          <w:rFonts w:ascii="Times New Roman" w:hAnsi="Times New Roman" w:eastAsia="宋体"/>
+          <w:sz w:val="24"/>
+        </w:rPr>
+        <w:t>Grafana 出图</w:t>
+      </w:r>
+      <w:commentRangeEnd w:id="12"/>
+      <w:r>
+        <w:commentReference w:id="12"/>
+      </w:r>
+      <w:r>
+        <w:rPr>
+          <w:rFonts w:ascii="Times New Roman" w:hAnsi="Times New Roman" w:eastAsia="宋体"/>
+          <w:sz w:val="24"/>
+        </w:rPr>
+        <w:t xml:space="preserve">；Logging 用 </w:t>
+      </w:r>
+      <w:commentRangeStart w:id="13"/>
+      <w:r>
+        <w:rPr>
+          <w:rFonts w:ascii="Times New Roman" w:hAnsi="Times New Roman" w:eastAsia="宋体"/>
+          <w:sz w:val="24"/>
+        </w:rPr>
+        <w:t xml:space="preserve">Loki </w:t>
+      </w:r>
+      <w:commentRangeEnd w:id="13"/>
+      <w:r>
+        <w:commentReference w:id="13"/>
+      </w:r>
+      <w:r>
+        <w:rPr>
+          <w:rFonts w:ascii="Times New Roman" w:hAnsi="Times New Roman" w:eastAsia="宋体"/>
+          <w:sz w:val="24"/>
+        </w:rPr>
+        <w:t>聚合结构化日志，按 requestId 串联；</w:t>
+      </w:r>
+      <w:commentRangeStart w:id="14"/>
+      <w:r>
+        <w:rPr>
+          <w:rFonts w:ascii="Times New Roman" w:hAnsi="Times New Roman" w:eastAsia="宋体"/>
+          <w:sz w:val="24"/>
+        </w:rPr>
+        <w:t xml:space="preserve">Tracing </w:t>
+      </w:r>
+      <w:commentRangeEnd w:id="14"/>
+      <w:r>
+        <w:commentReference w:id="14"/>
+      </w:r>
+      <w:r>
+        <w:rPr>
+          <w:rFonts w:ascii="Times New Roman" w:hAnsi="Times New Roman" w:eastAsia="宋体"/>
+          <w:sz w:val="24"/>
+        </w:rPr>
+        <w:t xml:space="preserve">用 </w:t>
+      </w:r>
+      <w:commentRangeStart w:id="15"/>
+      <w:r>
+        <w:rPr>
+          <w:rFonts w:ascii="Times New Roman" w:hAnsi="Times New Roman" w:eastAsia="宋体"/>
+          <w:sz w:val="24"/>
+        </w:rPr>
+        <w:t xml:space="preserve">Tempo </w:t>
+      </w:r>
+      <w:commentRangeEnd w:id="15"/>
+      <w:r>
+        <w:commentReference w:id="15"/>
+      </w:r>
+      <w:r>
+        <w:rPr>
+          <w:rFonts w:ascii="Times New Roman" w:hAnsi="Times New Roman" w:eastAsia="宋体"/>
+          <w:sz w:val="24"/>
+        </w:rPr>
+        <w:t>存储调用链，采样率设为20%。告警规则共28条，覆盖服务存活、LLM 调用失败率与任务队列积压三类，经飞书 Webhook 推送至值班群。</w:t>
+      </w:r>
+    </w:p>
+    <w:p>
+      <w:pPr>
+        <w:spacing w:line="360" w:lineRule="auto"/>
+        <w:ind w:firstLine="480"/>
+        <w:rPr>
+          <w:rFonts w:ascii="Times New Roman" w:hAnsi="Times New Roman" w:eastAsia="宋体"/>
+          <w:sz w:val="24"/>
+        </w:rPr>
+      </w:pPr>
+      <w:r>
+        <w:rPr>
+          <w:rFonts w:ascii="Times New Roman" w:hAnsi="Times New Roman" w:eastAsia="宋体"/>
+          <w:sz w:val="24"/>
+        </w:rPr>
+        <w:t xml:space="preserve">任务治理方面，会话数据分析涉及大量长时任务，裸 CronJob 难以管理依赖与重试；我引入 Prefect，通过 </w:t>
+      </w:r>
+      <w:commentRangeStart w:id="16"/>
+      <w:r>
+        <w:rPr>
+          <w:rFonts w:ascii="Times New Roman" w:hAnsi="Times New Roman" w:eastAsia="宋体"/>
+          <w:sz w:val="24"/>
+        </w:rPr>
+        <w:t>Kubernetes work pool</w:t>
+      </w:r>
+      <w:commentRangeEnd w:id="16"/>
+      <w:r>
+        <w:commentReference w:id="16"/>
+      </w:r>
+      <w:r>
+        <w:rPr>
+          <w:rFonts w:ascii="Times New Roman" w:hAnsi="Times New Roman" w:eastAsia="宋体"/>
+          <w:sz w:val="24"/>
+        </w:rPr>
+        <w:t xml:space="preserve"> 将每个 Flow 提交为独立 K8s Job，支持 DAG 依赖、失败重试与幂等控制，把每日数据分析、胜任力快照等编排为夜间流水线。</w:t>
       </w:r>
     </w:p>
     <w:p>
@@ -186,16 +412,26 @@
           <w:rFonts w:ascii="Times New Roman" w:hAnsi="Times New Roman" w:eastAsia="宋体"/>
           <w:sz w:val="24"/>
         </w:rPr>
-        <w:t>任务治理方面，会话数据分析涉及大量长时任务，裸 CronJob 难以管理依赖与重试；我引入 Prefect，通过 Kubernetes work pool 将每个 Flow 提交为独立 K8s Job，支持 DAG 依赖、失败重试与幂等控制，把每日数据分析、胜任力快照等编排为夜间流水线。交付方面采用 GitOps：GitHub Actions 按代码变更重建镜像并推送至私有 Nexus，再由流水线更新部署仓库的镜像 Tag，实现 staging/prod 环境隔离与变更可审计。实践表明，链路可追踪、故障可定位，部署全自动、可回滚；架</w:t>
+        <w:t xml:space="preserve">交付方面采用 GitOps：GitHub Actions 按代码变更重建镜像并推送至私有 Nexus，再由流水线更新部署仓库的镜像 Tag，实现 staging/prod 环境隔离与变更可审计。实践表明，链路可追踪、故障可定位，部署全自动、可回滚；架构遵循持续演进，后续将随规模引入 </w:t>
       </w:r>
-      <w:bookmarkStart w:id="0" w:name="_GoBack"/>
-      <w:bookmarkEnd w:id="0"/>
+      <w:commentRangeStart w:id="17"/>
       <w:r>
         <w:rPr>
           <w:rFonts w:ascii="Times New Roman" w:hAnsi="Times New Roman" w:eastAsia="宋体"/>
           <w:sz w:val="24"/>
         </w:rPr>
-        <w:t>构遵循持续演进，后续将随规模引入 Serverless 并评估服务网格（Mesh 化）。</w:t>
+        <w:t xml:space="preserve">Serverless </w:t>
+      </w:r>
+      <w:commentRangeEnd w:id="17"/>
+      <w:r>
+        <w:commentReference w:id="17"/>
+      </w:r>
+      <w:r>
+        <w:rPr>
+          <w:rFonts w:ascii="Times New Roman" w:hAnsi="Times New Roman" w:eastAsia="宋体"/>
+          <w:sz w:val="24"/>
+        </w:rPr>
+        <w:t>并评估服务网格（Mesh 化）。</w:t>
       </w:r>
     </w:p>
     <w:p>
@@ -204,14 +440,33 @@
         <w:ind w:firstLine="480"/>
       </w:pPr>
       <w:r>
-        <w:commentReference w:id="6"/>
+        <w:commentReference w:id="18"/>
       </w:r>
       <w:r>
         <w:rPr>
           <w:rFonts w:ascii="Times New Roman" w:hAnsi="Times New Roman" w:eastAsia="宋体"/>
           <w:sz w:val="24"/>
         </w:rPr>
-        <w:t>平台于2026年6月交付试运行，目前管理 Agent 超过200个，日均处理任务1000余项，LLM 网关峰值并发达50 QPS，可用性保持99.9%以上。效率改善显著：改造前新增一个 Agent 需人工 SSH 配置，平均耗时约3小时；改造后经平台自助注册与自动部署，平均耗时缩短至8分钟；运维人力从3人常驻降至1人兼岗，年化节省约480人日。得益于 GitOps，平台平均每2天发布一个新版本，过程全自动、可回滚；配合双探针，异常实例秒级自动摘除重启，故障恢复不再依赖人工。</w:t>
+        <w:t>平台于2026年6月交付试运行，目前管理 Agent 超过200个，日均处理任务1000余项，LLM 网关峰值并发达50 QPS，可用性保持99.9%以上。效率改善显著：改造前新增一个 Agent 需人工 SSH 配置，平均耗时约3小时；改造后经平台自助注册与自动部署，平均耗时缩短至8分钟；运维人力从3人常驻降至1人兼岗，年化节省约480人日。得益于 GitOps，平台平均每2天发布一个新版本，过程全自动、可回滚；配合</w:t>
+      </w:r>
+      <w:commentRangeStart w:id="19"/>
+      <w:r>
+        <w:rPr>
+          <w:rFonts w:ascii="Times New Roman" w:hAnsi="Times New Roman" w:eastAsia="宋体"/>
+          <w:sz w:val="24"/>
+        </w:rPr>
+        <w:t>双探针</w:t>
+      </w:r>
+      <w:commentRangeEnd w:id="19"/>
+      <w:r>
+        <w:commentReference w:id="19"/>
+      </w:r>
+      <w:r>
+        <w:rPr>
+          <w:rFonts w:ascii="Times New Roman" w:hAnsi="Times New Roman" w:eastAsia="宋体"/>
+          <w:sz w:val="24"/>
+        </w:rPr>
+        <w:t>，异常实例秒级自动摘除重启，故障恢复不再依赖人工。</w:t>
       </w:r>
     </w:p>
     <w:p>
@@ -224,8 +479,29 @@
           <w:rFonts w:ascii="Times New Roman" w:hAnsi="Times New Roman" w:eastAsia="宋体"/>
           <w:sz w:val="24"/>
         </w:rPr>
-        <w:t>回顾项目，我最大的体会是：数字员工平台治理的难点集中于 Agent 的状态管理——Agent 是有状态、长生命周期的实体，其在线状态、记忆、会话与沙箱资产分散在多台实例上，只有通过状态外置化、统一登记与可恢复设计，才能做到可管、可控、可迁移。项目仍有不足：其一，Kubernetes 为单集群部署，跨集群容灾尚未落地，计划6个月内引入 Velero 做跨集群备份并完成一次切换演练；其二，LLM 网关限流为全局配置，尚未按租户隔离，计划引入令牌桶加租户维度配额；其三，Agent 记忆冲突仍依赖人工裁决，计划引入基于向量相似度的自动合并策略。我将不断学习，持续提升架构设计能力。</w:t>
+        <w:t xml:space="preserve">回顾项目，我最大的体会是：数字员工平台治理的难点集中于 Agent 的状态管理——Agent 是有状态、长生命周期的实体，其在线状态、记忆、会话与沙箱资产分散在多台实例上，只有通过状态外置化、统一登记与可恢复设计，才能做到可管、可控、可迁移。项目仍有不足：其一，Kubernetes 为单集群部署，跨集群容灾尚未落地，计划6个月内引入 </w:t>
       </w:r>
+      <w:commentRangeStart w:id="20"/>
+      <w:r>
+        <w:rPr>
+          <w:rFonts w:ascii="Times New Roman" w:hAnsi="Times New Roman" w:eastAsia="宋体"/>
+          <w:sz w:val="24"/>
+        </w:rPr>
+        <w:t xml:space="preserve">Velero </w:t>
+      </w:r>
+      <w:commentRangeEnd w:id="20"/>
+      <w:r>
+        <w:commentReference w:id="20"/>
+      </w:r>
+      <w:r>
+        <w:rPr>
+          <w:rFonts w:ascii="Times New Roman" w:hAnsi="Times New Roman" w:eastAsia="宋体"/>
+          <w:sz w:val="24"/>
+        </w:rPr>
+        <w:t>做跨集群备份并完成一次切换演练；其二，LLM 网关限流为全局配置，尚未按租户隔离，计划引入令牌桶加租户维度配额；其三，Agent 记忆冲突仍依赖人工裁决，计划引入基于向量相似度的自动合并策略。我将不断学习，持续提升架构设计能力。</w:t>
+      </w:r>
+      <w:bookmarkStart w:id="0" w:name="_GoBack"/>
+      <w:bookmarkEnd w:id="0"/>
     </w:p>
     <w:sectPr>
       <w:pgSz w:w="12240" w:h="15840"/>
@@ -311,22 +587,353 @@
       </w:r>
     </w:p>
   </w:comment>
-  <w:comment w:id="5" w:author="My lucky strike" w:date="2026-09-26T15:51:09Z" w:initials="">
+  <w:comment w:id="5" w:author="My lucky strike" w:date="2026-09-27T17:39:41Z" w:initials="">
+    <w:p>
+      <w:pPr>
+        <w:pStyle w:val="17"/>
+        <w:rPr>
+          <w:rFonts w:hint="eastAsia"/>
+        </w:rPr>
+      </w:pPr>
+      <w:r>
+        <w:rPr>
+          <w:rFonts w:hint="eastAsia"/>
+        </w:rPr>
+        <w:t>把无状态服务的运行方式声明化</w:t>
+      </w:r>
+    </w:p>
+    <w:p>
+      <w:pPr>
+        <w:pStyle w:val="17"/>
+        <w:rPr>
+          <w:rFonts w:hint="eastAsia"/>
+        </w:rPr>
+      </w:pPr>
+      <w:r>
+        <w:rPr>
+          <w:rFonts w:hint="eastAsia"/>
+        </w:rPr>
+        <w:t>1. 声明式交付（交付声明化）：为核心服务定义期望状态（镜像、副本数、端口），由控制器负责达成，是云原生「交付声明化」落点。</w:t>
+      </w:r>
+    </w:p>
+    <w:p>
+      <w:pPr>
+        <w:pStyle w:val="17"/>
+        <w:rPr>
+          <w:rFonts w:hint="eastAsia"/>
+        </w:rPr>
+      </w:pPr>
+      <w:r>
+        <w:rPr>
+          <w:rFonts w:hint="eastAsia"/>
+        </w:rPr>
+        <w:t>2. 韧性保障（故障自愈 + 滚动更新）：配置就绪探针（Readiness）与存活探针（Liveness），异常实例秒级摘除重启，升级时滚动替换副本，对应论文中的「韧性与弹性原则」。</w:t>
+      </w:r>
+    </w:p>
+    <w:p>
+      <w:pPr>
+        <w:pStyle w:val="17"/>
+        <w:rPr>
+          <w:rFonts w:hint="eastAsia"/>
+        </w:rPr>
+      </w:pPr>
+      <w:r>
+        <w:rPr>
+          <w:rFonts w:hint="eastAsia"/>
+        </w:rPr>
+        <w:t>3. 弹性扩展（HPA 配合）：Deployment 提供副本基底，高并发 LLM 网关在其上配置 HPA（CPU 70% 阈值、1~5 副本），实现自动伸缩。</w:t>
+      </w:r>
+    </w:p>
+  </w:comment>
+  <w:comment w:id="6" w:author="My lucky strike" w:date="2026-09-27T17:43:47Z" w:initials="">
     <w:p>
       <w:pPr>
         <w:pStyle w:val="17"/>
       </w:pPr>
       <w:r>
         <w:rPr>
-          <w:rFonts w:ascii="Times New Roman" w:hAnsi="Times New Roman" w:eastAsia="黑体"/>
-          <w:b/>
-          <w:sz w:val="28"/>
+          <w:rFonts w:hint="eastAsia"/>
         </w:rPr>
+        <w:t>StatefulSet 管有状态</w:t>
+      </w:r>
+    </w:p>
+  </w:comment>
+  <w:comment w:id="7" w:author="My lucky strike" w:date="2026-09-27T17:47:16Z" w:initials="">
+    <w:p>
+      <w:pPr>
+        <w:pStyle w:val="17"/>
+      </w:pPr>
+      <w:r>
+        <w:rPr>
+          <w:rFonts w:hint="eastAsia"/>
+        </w:rPr>
+        <w:t>Kubernetes 里的防火墙（网络访问控制）规则</w:t>
+      </w:r>
+    </w:p>
+  </w:comment>
+  <w:comment w:id="8" w:author="My lucky strike" w:date="2026-09-27T17:49:26Z" w:initials="">
+    <w:p>
+      <w:pPr>
+        <w:pStyle w:val="17"/>
+        <w:bidi w:val="0"/>
+      </w:pPr>
+      <w:r>
+        <w:rPr>
+          <w:lang w:val="en-US" w:eastAsia="zh-CN"/>
+        </w:rPr>
+        <w:t>开源基础设施即代码（IaC）工具</w:t>
+      </w:r>
+    </w:p>
+  </w:comment>
+  <w:comment w:id="9" w:author="My lucky strike" w:date="2026-09-26T15:51:09Z" w:initials="">
+    <w:p>
+      <w:pPr>
+        <w:pStyle w:val="17"/>
+        <w:bidi w:val="0"/>
+      </w:pPr>
+      <w:r>
         <w:t>可观测性、工作流编排与 GitOps 自动化交付</w:t>
       </w:r>
     </w:p>
   </w:comment>
-  <w:comment w:id="6" w:author="My lucky strike" w:date="2026-09-26T15:51:20Z" w:initials="">
+  <w:comment w:id="10" w:author="My lucky strike" w:date="2026-09-27T17:51:04Z" w:initials="">
+    <w:p>
+      <w:pPr>
+        <w:pStyle w:val="17"/>
+      </w:pPr>
+      <w:r>
+        <w:rPr>
+          <w:rFonts w:hint="eastAsia"/>
+        </w:rPr>
+        <w:t>Metrics（指标）是可观测性三支柱之一，指用数值形式度量的服务运行状态（如请求量、错误率、延迟），强调"趋势与量化"。另外两支柱：Logging（日志，偏事件详情）、Tracing（链路，偏一次请求的跨服务路径）。</w:t>
+      </w:r>
+    </w:p>
+  </w:comment>
+  <w:comment w:id="11" w:author="My lucky strike" w:date="2026-09-27T17:52:38Z" w:initials="">
+    <w:p>
+      <w:pPr>
+        <w:pStyle w:val="17"/>
+      </w:pPr>
+      <w:r>
+        <w:rPr>
+          <w:rFonts w:hint="eastAsia"/>
+        </w:rPr>
+        <w:t>rometheus 是开源的时序数据库 + 监控系统，可观测性三支柱里 Metrics 的事实标准，论文里用它做指标采集与存储。</w:t>
+      </w:r>
+    </w:p>
+  </w:comment>
+  <w:comment w:id="12" w:author="My lucky strike" w:date="2026-09-27T17:53:10Z" w:initials="">
+    <w:p>
+      <w:pPr>
+        <w:pStyle w:val="17"/>
+      </w:pPr>
+      <w:r>
+        <w:rPr>
+          <w:rFonts w:hint="eastAsia"/>
+        </w:rPr>
+        <w:t>Grafana 是开源的可视化/仪表盘工具，把 Prometheus 里的指标画成面板和图表，是人看监控的那一层"出图"。</w:t>
+      </w:r>
+    </w:p>
+  </w:comment>
+  <w:comment w:id="13" w:author="My lucky strike" w:date="2026-09-27T17:53:46Z" w:initials="">
+    <w:p>
+      <w:pPr>
+        <w:pStyle w:val="17"/>
+      </w:pPr>
+      <w:r>
+        <w:rPr>
+          <w:rFonts w:hint="eastAsia"/>
+        </w:rPr>
+        <w:t>Loki 是开源的日志聚合系统（Grafana 出品），对应可观测性三支柱里的 Logging。它解决"日志散落在每台机器的文件里，没法统一检索"的问题。</w:t>
+      </w:r>
+    </w:p>
+  </w:comment>
+  <w:comment w:id="14" w:author="My lucky strike" w:date="2026-09-27T17:54:18Z" w:initials="">
+    <w:p>
+      <w:pPr>
+        <w:pStyle w:val="17"/>
+      </w:pPr>
+      <w:r>
+        <w:rPr>
+          <w:rFonts w:hint="eastAsia"/>
+        </w:rPr>
+        <w:t>Tracing（链路追踪）是可观测性三支柱之一，记录一次请求从入口到各下游服务的完整调用路径和耗时，回答"这个请求到底走了哪些服务、卡在哪一步"。</w:t>
+      </w:r>
+    </w:p>
+  </w:comment>
+  <w:comment w:id="15" w:author="My lucky strike" w:date="2026-09-27T17:55:00Z" w:initials="">
+    <w:p>
+      <w:pPr>
+        <w:pStyle w:val="17"/>
+        <w:rPr>
+          <w:rFonts w:hint="eastAsia"/>
+          <w:lang w:eastAsia="zh-CN"/>
+        </w:rPr>
+      </w:pPr>
+      <w:r>
+        <w:rPr>
+          <w:rFonts w:hint="eastAsia"/>
+        </w:rPr>
+        <w:t>Tempo 是 Grafana 出品的开源链路追踪后端，负责把 Tracing 数据存下来供查询</w:t>
+      </w:r>
+      <w:r>
+        <w:rPr>
+          <w:rFonts w:hint="eastAsia"/>
+          <w:lang w:eastAsia="zh-CN"/>
+        </w:rPr>
+        <w:t>。</w:t>
+      </w:r>
+    </w:p>
+    <w:p>
+      <w:pPr>
+        <w:pStyle w:val="17"/>
+        <w:rPr>
+          <w:rFonts w:hint="eastAsia"/>
+          <w:lang w:eastAsia="zh-CN"/>
+        </w:rPr>
+      </w:pPr>
+      <w:r>
+        <w:rPr>
+          <w:rFonts w:hint="eastAsia"/>
+          <w:lang w:eastAsia="zh-CN"/>
+        </w:rPr>
+        <w:t>论文里的用法</w:t>
+      </w:r>
+    </w:p>
+    <w:p>
+      <w:pPr>
+        <w:pStyle w:val="17"/>
+        <w:rPr>
+          <w:rFonts w:hint="eastAsia"/>
+          <w:lang w:eastAsia="zh-CN"/>
+        </w:rPr>
+      </w:pPr>
+      <w:r>
+        <w:rPr>
+          <w:rFonts w:hint="eastAsia"/>
+          <w:lang w:eastAsia="zh-CN"/>
+        </w:rPr>
+        <w:t>- 用 OTel（OpenTelemetry）SDK 在各服务埋点，上报 span；</w:t>
+      </w:r>
+    </w:p>
+    <w:p>
+      <w:pPr>
+        <w:pStyle w:val="17"/>
+        <w:rPr>
+          <w:rFonts w:hint="eastAsia"/>
+          <w:lang w:eastAsia="zh-CN"/>
+        </w:rPr>
+      </w:pPr>
+      <w:r>
+        <w:rPr>
+          <w:rFonts w:hint="eastAsia"/>
+          <w:lang w:eastAsia="zh-CN"/>
+        </w:rPr>
+        <w:t>- *采样率设 20%*：流量大，全量存成本高，采样后统计意义仍成立；</w:t>
+      </w:r>
+    </w:p>
+    <w:p>
+      <w:pPr>
+        <w:pStyle w:val="17"/>
+        <w:rPr>
+          <w:rFonts w:hint="eastAsia"/>
+          <w:lang w:eastAsia="zh-CN"/>
+        </w:rPr>
+      </w:pPr>
+      <w:r>
+        <w:rPr>
+          <w:rFonts w:hint="eastAsia"/>
+          <w:lang w:eastAsia="zh-CN"/>
+        </w:rPr>
+        <w:t>- 与 Loki/Grafana 联动：日志里出现某个慢请求的 traceID → 在 Grafana 里打开 Tempo 查该 traceID → 看到全链路耗时分布，定位"卡在 LLM 网关还是外部 LLM"。</w:t>
+      </w:r>
+    </w:p>
+    <w:p>
+      <w:pPr>
+        <w:pStyle w:val="17"/>
+        <w:rPr>
+          <w:rFonts w:hint="eastAsia" w:eastAsia="宋体"/>
+          <w:lang w:eastAsia="zh-CN"/>
+        </w:rPr>
+      </w:pPr>
+      <w:r>
+        <w:rPr>
+          <w:rFonts w:hint="eastAsia"/>
+          <w:lang w:eastAsia="zh-CN"/>
+        </w:rPr>
+        <w:t>一句话：Tempo 是"只认 traceID 的轻量链路存储"，和 Loki 一样靠 Grafana 统一查询；论文里采样率 20%、存对象存储，就是为了低成本地回答"慢在哪一步"。</w:t>
+      </w:r>
+    </w:p>
+  </w:comment>
+  <w:comment w:id="16" w:author="My lucky strike" w:date="2026-09-27T17:57:08Z" w:initials="">
+    <w:p>
+      <w:pPr>
+        <w:pStyle w:val="17"/>
+      </w:pPr>
+      <w:r>
+        <w:rPr>
+          <w:rFonts w:hint="eastAsia"/>
+        </w:rPr>
+        <w:t>Prefect 里的 work pool（工作池） 是"定义 Flow 跑在哪、用多少资源"的抽象；Kubernetes work pool 是其中一种类型——每个 Flow 运行被提交为一个独立的 K8s Job。论文里那句话"通过 Kubernetes work pool 将每个 Flow 提交为独立 K8s Job"说的就是这个。</w:t>
+      </w:r>
+    </w:p>
+  </w:comment>
+  <w:comment w:id="17" w:author="My lucky strike" w:date="2026-09-27T18:00:01Z" w:initials="">
+    <w:p>
+      <w:pPr>
+        <w:pStyle w:val="17"/>
+        <w:rPr>
+          <w:rFonts w:hint="eastAsia"/>
+        </w:rPr>
+      </w:pPr>
+      <w:r>
+        <w:rPr>
+          <w:rFonts w:hint="eastAsia"/>
+        </w:rPr>
+        <w:t>三大形态</w:t>
+      </w:r>
+    </w:p>
+    <w:p>
+      <w:pPr>
+        <w:pStyle w:val="17"/>
+        <w:rPr>
+          <w:rFonts w:hint="eastAsia"/>
+        </w:rPr>
+      </w:pPr>
+      <w:r>
+        <w:rPr>
+          <w:rFonts w:hint="eastAsia"/>
+        </w:rPr>
+        <w:t>1. FaaS（函数即服务）：写单个函数，事件触发。代表：AWS Lambda、阿里云函数计算；</w:t>
+      </w:r>
+    </w:p>
+    <w:p>
+      <w:pPr>
+        <w:pStyle w:val="17"/>
+        <w:rPr>
+          <w:rFonts w:hint="eastAsia"/>
+        </w:rPr>
+      </w:pPr>
+      <w:r>
+        <w:rPr>
+          <w:rFonts w:hint="eastAsia"/>
+        </w:rPr>
+        <w:t>2. BaaS（后端即服务）：直接用云上的数据库/认证/对象存储，不自己部署。代表：Supabase、Firebase；</w:t>
+      </w:r>
+    </w:p>
+    <w:p>
+      <w:pPr>
+        <w:pStyle w:val="17"/>
+      </w:pPr>
+      <w:r>
+        <w:rPr>
+          <w:rFonts w:hint="eastAsia"/>
+        </w:rPr>
+        <w:t>3. Serverless 容器：把容器提交上去，平台弹性调度。代表：Knative、AWS Fargate。</w:t>
+      </w:r>
+    </w:p>
+  </w:comment>
+  <w:comment w:id="18" w:author="My lucky strike" w:date="2026-09-26T15:51:20Z" w:initials="">
     <w:p>
       <w:pPr>
         <w:pStyle w:val="17"/>
@@ -341,6 +948,32 @@
       </w:r>
     </w:p>
   </w:comment>
+  <w:comment w:id="19" w:author="My lucky strike" w:date="2026-09-27T18:01:36Z" w:initials="">
+    <w:p>
+      <w:pPr>
+        <w:pStyle w:val="17"/>
+      </w:pPr>
+      <w:r>
+        <w:rPr>
+          <w:rFonts w:hint="eastAsia"/>
+        </w:rPr>
+        <w:t>双探针指 Kubernetes 的两种 Pod 健康检查机制：Liveness（存活探针）+ Readiness（就绪探针），论文里用它实现"滚动更新与故障自愈"。</w:t>
+      </w:r>
+    </w:p>
+  </w:comment>
+  <w:comment w:id="20" w:author="My lucky strike" w:date="2026-09-27T18:03:00Z" w:initials="">
+    <w:p>
+      <w:pPr>
+        <w:pStyle w:val="17"/>
+      </w:pPr>
+      <w:r>
+        <w:rPr>
+          <w:rFonts w:hint="eastAsia"/>
+        </w:rPr>
+        <w:t>Velero 是 Kubernetes 的备份/迁移/容灾开源工具，</w:t>
+      </w:r>
+    </w:p>
+  </w:comment>
 </w:comments>
 </file>
 
@@ -351,8 +984,22 @@
   <w15:commentEx w15:paraId="21DFA1FB" w15:done="0"/>
   <w15:commentEx w15:paraId="1F991D9A" w15:done="0"/>
   <w15:commentEx w15:paraId="4A3E6076" w15:done="0"/>
+  <w15:commentEx w15:paraId="3AC8A80D" w15:done="0"/>
+  <w15:commentEx w15:paraId="444334D5" w15:done="0"/>
+  <w15:commentEx w15:paraId="6E9B1C8A" w15:done="0"/>
+  <w15:commentEx w15:paraId="246ABCD2" w15:done="0"/>
   <w15:commentEx w15:paraId="1393CACD" w15:done="0"/>
+  <w15:commentEx w15:paraId="0E1EB7D4" w15:done="0"/>
+  <w15:commentEx w15:paraId="0C9A87C1" w15:done="0"/>
+  <w15:commentEx w15:paraId="2D5C6943" w15:done="0"/>
+  <w15:commentEx w15:paraId="38C8001E" w15:done="0"/>
+  <w15:commentEx w15:paraId="471D67BE" w15:done="0"/>
+  <w15:commentEx w15:paraId="4357430A" w15:done="0"/>
+  <w15:commentEx w15:paraId="6ED2C6A1" w15:done="0"/>
+  <w15:commentEx w15:paraId="455A9F3C" w15:done="0"/>
   <w15:commentEx w15:paraId="151BB53E" w15:done="0"/>
+  <w15:commentEx w15:paraId="6DAC6F2E" w15:done="0"/>
+  <w15:commentEx w15:paraId="0A95D050" w15:done="0"/>
 </w15:commentsEx>
 </file>
 
@@ -559,7 +1206,7 @@
   <w:docDefaults>
     <w:rPrDefault>
       <w:rPr>
-        <w:rFonts w:asciiTheme="minorHAnsi" w:hAnsiTheme="minorHAnsi" w:eastAsiaTheme="minorEastAsia" w:cstheme="minorBidi"/>
+        <w:rFonts w:ascii="Times New Roman" w:hAnsi="Times New Roman" w:eastAsia="宋体" w:cs="Times New Roman"/>
       </w:rPr>
     </w:rPrDefault>
     <w:pPrDefault/>
@@ -595,7 +1242,7 @@
     <w:lsdException w:uiPriority="39" w:name="toc 9"/>
     <w:lsdException w:uiPriority="99" w:name="Normal Indent"/>
     <w:lsdException w:uiPriority="99" w:name="footnote text"/>
-    <w:lsdException w:uiPriority="99" w:name="annotation text"/>
+    <w:lsdException w:uiPriority="99" w:semiHidden="0" w:name="annotation text"/>
     <w:lsdException w:uiPriority="99" w:semiHidden="0" w:name="header"/>
     <w:lsdException w:uiPriority="99" w:semiHidden="0" w:name="footer"/>
     <w:lsdException w:uiPriority="99" w:name="index heading"/>
@@ -1188,7 +1835,6 @@
   <w:style w:type="paragraph" w:styleId="17">
     <w:name w:val="annotation text"/>
     <w:basedOn w:val="1"/>
-    <w:semiHidden/>
     <w:unhideWhenUsed/>
     <w:uiPriority w:val="99"/>
     <w:pPr>
@@ -13599,7 +14245,7 @@
 </file>
 
 <file path=customXml/item1.xml><?xml version="1.0" encoding="utf-8"?>
-<b:Sources xmlns:b="http://schemas.openxmlformats.org/officeDocument/2006/bibliography" xmlns="http://schemas.openxmlformats.org/officeDocument/2006/bibliography" StyleName="APA" SelectedStyle="/APA.XSL"/>
+<b:Sources xmlns="http://schemas.openxmlformats.org/officeDocument/2006/bibliography" xmlns:b="http://schemas.openxmlformats.org/officeDocument/2006/bibliography" StyleName="APA" SelectedStyle="/APA.XSL"/>
 </file>
 
 <file path=customXml/itemProps1.xml><?xml version="1.0" encoding="utf-8"?>
